--- a/06-学生侧材料/讲义/3-物理化学/酸碱理论-超级充实版（自学完整）.docx
+++ b/06-学生侧材料/讲义/3-物理化学/酸碱理论-超级充实版（自学完整）.docx
@@ -9763,7 +9763,7 @@
         <w:rPr>
           <w:rFonts w:hint="eastAsia" w:ascii="Times New Roman" w:hAnsi="Times New Roman" w:eastAsia="FangSong" w:cs="Times New Roman"/>
         </w:rPr>
-        <w:t xml:space="preserve">这就是为什么</w:t>
+        <w:t xml:space="preserve">因此</w:t>
       </w:r>
       <w:r>
         <w:rPr>
@@ -24658,7 +24658,7 @@
         <w:rPr>
           <w:rFonts w:hint="eastAsia" w:ascii="Times New Roman" w:hAnsi="Times New Roman" w:eastAsia="FangSong" w:cs="Times New Roman"/>
         </w:rPr>
-        <w:t>这个公式之所以特别适合缓冲液</w:t>
+        <w:t>这个公式之所以格外适合缓冲液</w:t>
       </w:r>
       <w:r>
         <w:rPr>
@@ -35319,7 +35319,7 @@
         <w:rPr>
           <w:rFonts w:hint="eastAsia" w:ascii="Times New Roman" w:hAnsi="Times New Roman" w:eastAsia="FangSong" w:cs="Times New Roman"/>
         </w:rPr>
-        <w:t>这就是为什么</w:t>
+        <w:t>因此</w:t>
       </w:r>
       <w:r>
         <w:rPr>
@@ -55430,7 +55430,7 @@
     <ns0:name ns0:val="Verbatim Char"/>
     <ns0:basedOn ns0:val="BodyTextChar"/>
     <ns0:rPr>
-      <ns0:rFonts ns0:ascii="SimSun" ns0:hAnsi="SimSun" ns0:eastAsia="SimSun" ns0:cs="SimSun"/>
+      <ns0:rFonts ns0:ascii="SimSun" ns0:cs="SimSun" ns0:eastAsia="SimSun" ns0:hAnsi="SimSun"/>
       <ns0:b ns0:val="0"/>
       <ns0:sz ns0:val="20"/>
     </ns0:rPr>
@@ -55500,7 +55500,7 @@
       <w:wordWrap w:val="off"/>
     </w:pPr>
     <ns0:rPr>
-      <w:rFonts w:ascii="SimSun" w:hAnsi="SimSun" w:eastAsia="SimSun" w:cs="SimSun"/>
+      <w:rFonts ns0:ascii="SimSun" ns0:hAnsi="SimSun" ns0:eastAsia="SimSun" ns0:cs="SimSun"/>
     </ns0:rPr>
   </w:style>
   <w:style w:type="character" w:customStyle="1" w:styleId="KeywordTok">

--- a/06-学生侧材料/讲义/3-物理化学/酸碱理论-超级充实版（自学完整）.docx
+++ b/06-学生侧材料/讲义/3-物理化学/酸碱理论-超级充实版（自学完整）.docx
@@ -51,424 +51,626 @@
     </w:p>
     <w:p>
       <w:pPr>
-        <w:pStyle w:val="Compact"/>
-        <w:numPr>
-          <w:ilvl w:val="0"/>
-          <w:numId w:val="1001"/>
-        </w:numPr>
+        <w:pStyle w:val="BlockText"/>
+        <w:spacing w:after="80"/>
       </w:pPr>
       <w:r>
         <w:rPr>
           <w:rFonts w:hint="eastAsia" w:ascii="Times New Roman" w:hAnsi="Times New Roman" w:eastAsia="FangSong" w:cs="Times New Roman"/>
         </w:rPr>
-        <w:t>目标</w:t>
-      </w:r>
-      <w:r>
-        <w:rPr>
-          <w:rFonts w:hint="eastAsia" w:ascii="Times New Roman" w:hAnsi="Times New Roman" w:eastAsia="Times New Roman" w:cs="Times New Roman"/>
-        </w:rPr>
-        <w:t>1：</w:t>
-      </w:r>
-      <w:r>
-        <w:rPr>
-          <w:rFonts w:hint="eastAsia" w:ascii="Times New Roman" w:hAnsi="Times New Roman" w:eastAsia="FangSong" w:cs="Times New Roman"/>
-        </w:rPr>
-        <w:t>能用</w:t>
-      </w:r>
-      <w:r>
-        <w:rPr>
-          <w:rFonts w:ascii="Times New Roman" w:hAnsi="Times New Roman" w:eastAsia="Times New Roman" w:cs="Times New Roman"/>
-        </w:rPr>
-        <w:t xml:space="preserve"> Brønsted </w:t>
-      </w:r>
-      <w:r>
-        <w:rPr>
-          <w:rFonts w:hint="eastAsia" w:ascii="Times New Roman" w:hAnsi="Times New Roman" w:eastAsia="FangSong" w:cs="Times New Roman"/>
-        </w:rPr>
-        <w:t>质子理论识别酸</w:t>
-      </w:r>
-      <w:r>
-        <w:rPr>
-          <w:rFonts w:hint="eastAsia" w:ascii="Times New Roman" w:hAnsi="Times New Roman" w:eastAsia="Times New Roman" w:cs="Times New Roman"/>
-        </w:rPr>
-        <w:t>、</w:t>
-      </w:r>
-      <w:r>
-        <w:rPr>
-          <w:rFonts w:hint="eastAsia" w:ascii="Times New Roman" w:hAnsi="Times New Roman" w:eastAsia="FangSong" w:cs="Times New Roman"/>
-        </w:rPr>
-        <w:t>碱和两性物质</w:t>
-      </w:r>
-      <w:r>
-        <w:rPr>
-          <w:rFonts w:hint="eastAsia" w:ascii="Times New Roman" w:hAnsi="Times New Roman" w:eastAsia="Times New Roman" w:cs="Times New Roman"/>
-        </w:rPr>
-        <w:t>，</w:t>
-      </w:r>
-      <w:r>
-        <w:rPr>
-          <w:rFonts w:hint="eastAsia" w:ascii="Times New Roman" w:hAnsi="Times New Roman" w:eastAsia="FangSong" w:cs="Times New Roman"/>
-        </w:rPr>
-        <w:t>写出共轭酸碱对</w:t>
+        <w:t>对齐考纲</w:t>
+      </w:r>
+      <w:r>
+        <w:rPr>
+          <w:rFonts w:hint="eastAsia" w:ascii="Times New Roman" w:hAnsi="Times New Roman" w:eastAsia="Times New Roman" w:cs="Times New Roman"/>
+        </w:rPr>
+        <w:t>：§05</w:t>
+      </w:r>
+      <w:r>
+        <w:rPr>
+          <w:rFonts w:ascii="Times New Roman" w:hAnsi="Times New Roman" w:eastAsia="Times New Roman" w:cs="Times New Roman"/>
+        </w:rPr>
+        <w:t xml:space="preserve"> </w:t>
+      </w:r>
+      <w:r>
+        <w:rPr>
+          <w:rFonts w:hint="eastAsia" w:ascii="Times New Roman" w:hAnsi="Times New Roman" w:eastAsia="FangSong" w:cs="Times New Roman"/>
+        </w:rPr>
+        <w:t xml:space="preserve">酸碱理论</w:t>
       </w:r>
     </w:p>
-    <w:p>
-      <w:pPr>
-        <w:pStyle w:val="Compact"/>
-        <w:numPr>
-          <w:ilvl w:val="0"/>
-          <w:numId w:val="1001"/>
-        </w:numPr>
-      </w:pPr>
-      <w:r>
-        <w:rPr>
-          <w:rFonts w:hint="eastAsia" w:ascii="Times New Roman" w:hAnsi="Times New Roman" w:eastAsia="FangSong" w:cs="Times New Roman"/>
-        </w:rPr>
-        <w:t>目标</w:t>
-      </w:r>
-      <w:r>
-        <w:rPr>
-          <w:rFonts w:hint="eastAsia" w:ascii="Times New Roman" w:hAnsi="Times New Roman" w:eastAsia="Times New Roman" w:cs="Times New Roman"/>
-        </w:rPr>
-        <w:t>2：</w:t>
-      </w:r>
-      <w:r>
-        <w:rPr>
-          <w:rFonts w:hint="eastAsia" w:ascii="Times New Roman" w:hAnsi="Times New Roman" w:eastAsia="FangSong" w:cs="Times New Roman"/>
-        </w:rPr>
-        <w:t>能正确书写弱酸弱碱的电离平衡表达式</w:t>
-      </w:r>
-      <w:r>
-        <w:rPr>
-          <w:rFonts w:hint="eastAsia" w:ascii="Times New Roman" w:hAnsi="Times New Roman" w:eastAsia="Times New Roman" w:cs="Times New Roman"/>
-        </w:rPr>
-        <w:t>，</w:t>
-      </w:r>
-      <w:r>
-        <w:rPr>
-          <w:rFonts w:hint="eastAsia" w:ascii="Times New Roman" w:hAnsi="Times New Roman" w:eastAsia="FangSong" w:cs="Times New Roman"/>
-        </w:rPr>
-        <w:t>理解</w:t>
-      </w:r>
-      <w:r>
-        <w:rPr>
-          <w:rFonts w:ascii="Times New Roman" w:hAnsi="Times New Roman" w:eastAsia="Times New Roman" w:cs="Times New Roman"/>
-        </w:rPr>
-        <w:t xml:space="preserve"> Ka · Kb = Kw </w:t>
-      </w:r>
-      <w:r>
-        <w:rPr>
-          <w:rFonts w:hint="eastAsia" w:ascii="Times New Roman" w:hAnsi="Times New Roman" w:eastAsia="FangSong" w:cs="Times New Roman"/>
-        </w:rPr>
-        <w:t xml:space="preserve">的推导与应用</w:t>
-      </w:r>
-    </w:p>
-    <w:p>
-      <w:pPr>
-        <w:pStyle w:val="Compact"/>
-        <w:numPr>
-          <w:ilvl w:val="0"/>
-          <w:numId w:val="1001"/>
-        </w:numPr>
-      </w:pPr>
-      <w:r>
-        <w:rPr>
-          <w:rFonts w:hint="eastAsia" w:ascii="Times New Roman" w:hAnsi="Times New Roman" w:eastAsia="FangSong" w:cs="Times New Roman"/>
-        </w:rPr>
-        <w:t>目标</w:t>
-      </w:r>
-      <w:r>
-        <w:rPr>
-          <w:rFonts w:hint="eastAsia" w:ascii="Times New Roman" w:hAnsi="Times New Roman" w:eastAsia="Times New Roman" w:cs="Times New Roman"/>
-        </w:rPr>
-        <w:t>3：</w:t>
-      </w:r>
-      <w:r>
-        <w:rPr>
-          <w:rFonts w:hint="eastAsia" w:ascii="Times New Roman" w:hAnsi="Times New Roman" w:eastAsia="FangSong" w:cs="Times New Roman"/>
-        </w:rPr>
-        <w:t>能用简化公式和精确法</w:t>
-      </w:r>
-      <w:r>
-        <w:rPr>
-          <w:rFonts w:hint="eastAsia" w:ascii="Times New Roman" w:hAnsi="Times New Roman" w:eastAsia="Times New Roman" w:cs="Times New Roman"/>
-        </w:rPr>
-        <w:t>（</w:t>
-      </w:r>
-      <w:r>
-        <w:rPr>
-          <w:rFonts w:hint="eastAsia" w:ascii="Times New Roman" w:hAnsi="Times New Roman" w:eastAsia="FangSong" w:cs="Times New Roman"/>
-        </w:rPr>
-        <w:t>假设</w:t>
-      </w:r>
-      <w:r>
-        <w:rPr>
-          <w:rFonts w:hint="eastAsia" w:ascii="Times New Roman" w:hAnsi="Times New Roman" w:eastAsia="Times New Roman" w:cs="Times New Roman"/>
-        </w:rPr>
-        <w:t>-</w:t>
-      </w:r>
-      <w:r>
-        <w:rPr>
-          <w:rFonts w:hint="eastAsia" w:ascii="Times New Roman" w:hAnsi="Times New Roman" w:eastAsia="FangSong" w:cs="Times New Roman"/>
-        </w:rPr>
-        <w:t>验证法</w:t>
-      </w:r>
-      <w:r>
-        <w:rPr>
-          <w:rFonts w:hint="eastAsia" w:ascii="Times New Roman" w:hAnsi="Times New Roman" w:eastAsia="Times New Roman" w:cs="Times New Roman"/>
-        </w:rPr>
-        <w:t>）</w:t>
-      </w:r>
-      <w:r>
-        <w:rPr>
-          <w:rFonts w:hint="eastAsia" w:ascii="Times New Roman" w:hAnsi="Times New Roman" w:eastAsia="FangSong" w:cs="Times New Roman"/>
-        </w:rPr>
-        <w:t>计算弱酸弱碱溶液的</w:t>
-      </w:r>
-      <w:r>
-        <w:rPr>
-          <w:rFonts w:ascii="Times New Roman" w:hAnsi="Times New Roman" w:eastAsia="Times New Roman" w:cs="Times New Roman"/>
-        </w:rPr>
-        <w:t xml:space="preserve"> pH</w:t>
-      </w:r>
-    </w:p>
-    <w:p>
-      <w:pPr>
-        <w:pStyle w:val="Compact"/>
-        <w:numPr>
-          <w:ilvl w:val="0"/>
-          <w:numId w:val="1001"/>
-        </w:numPr>
-      </w:pPr>
-      <w:r>
-        <w:rPr>
-          <w:rFonts w:hint="eastAsia" w:ascii="Times New Roman" w:hAnsi="Times New Roman" w:eastAsia="FangSong" w:cs="Times New Roman"/>
-        </w:rPr>
-        <w:t>目标</w:t>
-      </w:r>
-      <w:r>
-        <w:rPr>
-          <w:rFonts w:hint="eastAsia" w:ascii="Times New Roman" w:hAnsi="Times New Roman" w:eastAsia="Times New Roman" w:cs="Times New Roman"/>
-        </w:rPr>
-        <w:t>4：</w:t>
-      </w:r>
-      <w:r>
-        <w:rPr>
-          <w:rFonts w:hint="eastAsia" w:ascii="Times New Roman" w:hAnsi="Times New Roman" w:eastAsia="FangSong" w:cs="Times New Roman"/>
-        </w:rPr>
-        <w:t>能计算两性物质溶液的</w:t>
-      </w:r>
-      <w:r>
-        <w:rPr>
-          <w:rFonts w:ascii="Times New Roman" w:hAnsi="Times New Roman" w:eastAsia="Times New Roman" w:cs="Times New Roman"/>
-        </w:rPr>
-        <w:t xml:space="preserve"> </w:t>
-      </w:r>
-      <w:r>
-        <w:rPr>
-          <w:rFonts w:hint="eastAsia" w:ascii="Times New Roman" w:hAnsi="Times New Roman" w:eastAsia="Times New Roman" w:cs="Times New Roman"/>
-        </w:rPr>
-        <w:t>pH（NaHCO</w:t>
-      </w:r>
-      <w:r>
-        <w:rPr>
-          <w:rFonts w:hint="eastAsia" w:ascii="Times New Roman" w:hAnsi="Times New Roman" w:eastAsia="Times New Roman" w:cs="Times New Roman"/>
-          <w:vertAlign w:val="subscript"/>
-        </w:rPr>
-        <w:t>3</w:t>
-      </w:r>
-      <w:r>
-        <w:rPr>
-          <w:rFonts w:hint="eastAsia" w:ascii="Times New Roman" w:hAnsi="Times New Roman" w:eastAsia="Times New Roman" w:cs="Times New Roman"/>
-        </w:rPr>
-        <w:t>、NaH</w:t>
-      </w:r>
-      <w:r>
-        <w:rPr>
-          <w:rFonts w:hint="eastAsia" w:ascii="Times New Roman" w:hAnsi="Times New Roman" w:eastAsia="Times New Roman" w:cs="Times New Roman"/>
-          <w:vertAlign w:val="subscript"/>
-        </w:rPr>
-        <w:t>2</w:t>
-      </w:r>
-      <w:r>
-        <w:rPr>
-          <w:rFonts w:hint="eastAsia" w:ascii="Times New Roman" w:hAnsi="Times New Roman" w:eastAsia="Times New Roman" w:cs="Times New Roman"/>
-        </w:rPr>
-        <w:t>PO</w:t>
-      </w:r>
-      <w:r>
-        <w:rPr>
-          <w:rFonts w:hint="eastAsia" w:ascii="Times New Roman" w:hAnsi="Times New Roman" w:eastAsia="Times New Roman" w:cs="Times New Roman"/>
-          <w:vertAlign w:val="subscript"/>
-        </w:rPr>
-        <w:t>4</w:t>
-      </w:r>
-      <w:r>
-        <w:rPr>
-          <w:rFonts w:ascii="Times New Roman" w:hAnsi="Times New Roman" w:eastAsia="Times New Roman" w:cs="Times New Roman"/>
-        </w:rPr>
-        <w:t xml:space="preserve"> </w:t>
-      </w:r>
-      <w:r>
-        <w:rPr>
-          <w:rFonts w:hint="eastAsia" w:ascii="Times New Roman" w:hAnsi="Times New Roman" w:eastAsia="FangSong" w:cs="Times New Roman"/>
-        </w:rPr>
-        <w:t>等</w:t>
-      </w:r>
-      <w:r>
-        <w:rPr>
-          <w:rFonts w:hint="eastAsia" w:ascii="Times New Roman" w:hAnsi="Times New Roman" w:eastAsia="Times New Roman" w:cs="Times New Roman"/>
-        </w:rPr>
-        <w:t>），</w:t>
-      </w:r>
-      <w:r>
-        <w:rPr>
-          <w:rFonts w:hint="eastAsia" w:ascii="Times New Roman" w:hAnsi="Times New Roman" w:eastAsia="FangSong" w:cs="Times New Roman"/>
-        </w:rPr>
-        <w:t>并建立氨基酸</w:t>
-      </w:r>
-      <w:r>
-        <w:rPr>
-          <w:rFonts w:hint="eastAsia" w:ascii="Times New Roman" w:hAnsi="Times New Roman" w:eastAsia="Times New Roman" w:cs="Times New Roman"/>
-        </w:rPr>
-        <w:t>、</w:t>
-      </w:r>
-      <w:r>
-        <w:rPr>
-          <w:rFonts w:hint="eastAsia" w:ascii="Times New Roman" w:hAnsi="Times New Roman" w:eastAsia="FangSong" w:cs="Times New Roman"/>
-        </w:rPr>
-        <w:t>等电点的初步认识</w:t>
-      </w:r>
-    </w:p>
-    <w:p>
-      <w:pPr>
-        <w:pStyle w:val="Compact"/>
-        <w:numPr>
-          <w:ilvl w:val="0"/>
-          <w:numId w:val="1001"/>
-        </w:numPr>
-      </w:pPr>
-      <w:r>
-        <w:rPr>
-          <w:rFonts w:hint="eastAsia" w:ascii="Times New Roman" w:hAnsi="Times New Roman" w:eastAsia="FangSong" w:cs="Times New Roman"/>
-        </w:rPr>
-        <w:t>目标</w:t>
-      </w:r>
-      <w:r>
-        <w:rPr>
-          <w:rFonts w:hint="eastAsia" w:ascii="Times New Roman" w:hAnsi="Times New Roman" w:eastAsia="Times New Roman" w:cs="Times New Roman"/>
-        </w:rPr>
-        <w:t>5：</w:t>
-      </w:r>
-      <w:r>
-        <w:rPr>
-          <w:rFonts w:hint="eastAsia" w:ascii="Times New Roman" w:hAnsi="Times New Roman" w:eastAsia="FangSong" w:cs="Times New Roman"/>
-        </w:rPr>
-        <w:t>能设计和计算缓冲溶液</w:t>
-      </w:r>
-      <w:r>
-        <w:rPr>
-          <w:rFonts w:hint="eastAsia" w:ascii="Times New Roman" w:hAnsi="Times New Roman" w:eastAsia="Times New Roman" w:cs="Times New Roman"/>
-        </w:rPr>
-        <w:t>，</w:t>
-      </w:r>
-      <w:r>
-        <w:rPr>
-          <w:rFonts w:hint="eastAsia" w:ascii="Times New Roman" w:hAnsi="Times New Roman" w:eastAsia="FangSong" w:cs="Times New Roman"/>
-        </w:rPr>
-        <w:t>理解</w:t>
-      </w:r>
-      <w:r>
-        <w:rPr>
-          <w:rFonts w:ascii="Times New Roman" w:hAnsi="Times New Roman" w:eastAsia="Times New Roman" w:cs="Times New Roman"/>
-        </w:rPr>
-        <w:t xml:space="preserve"> Henderson-Hasselbalch </w:t>
-      </w:r>
-      <w:r>
-        <w:rPr>
-          <w:rFonts w:hint="eastAsia" w:ascii="Times New Roman" w:hAnsi="Times New Roman" w:eastAsia="FangSong" w:cs="Times New Roman"/>
-        </w:rPr>
-        <w:t xml:space="preserve">方程的适用条件</w:t>
-      </w:r>
-    </w:p>
-    <w:p>
-      <w:pPr>
-        <w:pStyle w:val="Compact"/>
-        <w:numPr>
-          <w:ilvl w:val="0"/>
-          <w:numId w:val="1001"/>
-        </w:numPr>
-      </w:pPr>
-      <w:r>
-        <w:rPr>
-          <w:rFonts w:hint="eastAsia" w:ascii="Times New Roman" w:hAnsi="Times New Roman" w:eastAsia="FangSong" w:cs="Times New Roman"/>
-        </w:rPr>
-        <w:t>目标</w:t>
-      </w:r>
-      <w:r>
-        <w:rPr>
-          <w:rFonts w:hint="eastAsia" w:ascii="Times New Roman" w:hAnsi="Times New Roman" w:eastAsia="Times New Roman" w:cs="Times New Roman"/>
-        </w:rPr>
-        <w:t>6：</w:t>
-      </w:r>
-      <w:r>
-        <w:rPr>
-          <w:rFonts w:hint="eastAsia" w:ascii="Times New Roman" w:hAnsi="Times New Roman" w:eastAsia="FangSong" w:cs="Times New Roman"/>
-        </w:rPr>
-        <w:t>了解</w:t>
-      </w:r>
-      <w:r>
-        <w:rPr>
-          <w:rFonts w:ascii="Times New Roman" w:hAnsi="Times New Roman" w:eastAsia="Times New Roman" w:cs="Times New Roman"/>
-        </w:rPr>
-        <w:t xml:space="preserve"> Lewis </w:t>
-      </w:r>
-      <w:r>
-        <w:rPr>
-          <w:rFonts w:hint="eastAsia" w:ascii="Times New Roman" w:hAnsi="Times New Roman" w:eastAsia="FangSong" w:cs="Times New Roman"/>
-        </w:rPr>
-        <w:t xml:space="preserve">酸碱理论和</w:t>
-      </w:r>
-      <w:r>
-        <w:rPr>
-          <w:rFonts w:ascii="Times New Roman" w:hAnsi="Times New Roman" w:eastAsia="Times New Roman" w:cs="Times New Roman"/>
-        </w:rPr>
-        <w:t xml:space="preserve"> HSAB </w:t>
-      </w:r>
-      <w:r>
-        <w:rPr>
-          <w:rFonts w:hint="eastAsia" w:ascii="Times New Roman" w:hAnsi="Times New Roman" w:eastAsia="FangSong" w:cs="Times New Roman"/>
-        </w:rPr>
-        <w:t xml:space="preserve">软硬分类的基本规则</w:t>
-      </w:r>
-    </w:p>
-    <w:p>
-      <w:pPr>
-        <w:pStyle w:val="Compact"/>
-        <w:numPr>
-          <w:ilvl w:val="0"/>
-          <w:numId w:val="1001"/>
-        </w:numPr>
-      </w:pPr>
-      <w:r>
-        <w:rPr>
-          <w:rFonts w:hint="eastAsia" w:ascii="Times New Roman" w:hAnsi="Times New Roman" w:eastAsia="FangSong" w:cs="Times New Roman"/>
-        </w:rPr>
-        <w:t>目标</w:t>
-      </w:r>
-      <w:r>
-        <w:rPr>
-          <w:rFonts w:hint="eastAsia" w:ascii="Times New Roman" w:hAnsi="Times New Roman" w:eastAsia="Times New Roman" w:cs="Times New Roman"/>
-        </w:rPr>
-        <w:t>7：</w:t>
-      </w:r>
-      <w:r>
-        <w:rPr>
-          <w:rFonts w:hint="eastAsia" w:ascii="Times New Roman" w:hAnsi="Times New Roman" w:eastAsia="FangSong" w:cs="Times New Roman"/>
-        </w:rPr>
-        <w:t>了解溶剂理论中的拉平效应和区分效应</w:t>
-      </w:r>
-    </w:p>
+    <w:tbl>
+      <w:tblPr>
+        <w:tblStyle w:val="Table"/>
+        <w:tblW w:type="pct" w:w="5000"/>
+        <w:tblLayout w:type="fixed"/>
+        <w:tblLook w:firstRow="1" w:lastRow="0" w:firstColumn="0" w:lastColumn="0" w:noHBand="0" w:noVBand="0" w:val="0020"/>
+      </w:tblPr>
+      <w:tblGrid>
+        <w:gridCol w:w="3960"/>
+        <w:gridCol w:w="3960"/>
+      </w:tblGrid>
+      <w:tr>
+        <w:trPr>
+          <w:tblHeader w:val="on"/>
+        </w:trPr>
+        <w:tc>
+          <w:tcPr/>
+          <w:p>
+            <w:pPr>
+              <w:pStyle w:val="Compact"/>
+              <w:jc w:val="center"/>
+            </w:pPr>
+            <w:r>
+              <w:rPr>
+                <w:rFonts w:hint="eastAsia" w:ascii="Times New Roman" w:hAnsi="Times New Roman" w:eastAsia="SimHei" w:cs="Times New Roman"/>
+                <w:b/>
+              </w:rPr>
+              <w:t xml:space="preserve">考纲条目</w:t>
+            </w:r>
+          </w:p>
+        </w:tc>
+        <w:tc>
+          <w:tcPr/>
+          <w:p>
+            <w:pPr>
+              <w:pStyle w:val="Compact"/>
+              <w:jc w:val="center"/>
+            </w:pPr>
+            <w:r>
+              <w:rPr>
+                <w:rFonts w:hint="eastAsia" w:ascii="Times New Roman" w:hAnsi="Times New Roman" w:eastAsia="SimHei" w:cs="Times New Roman"/>
+                <w:b/>
+              </w:rPr>
+              <w:t xml:space="preserve">学完本讲你应能</w:t>
+            </w:r>
+          </w:p>
+        </w:tc>
+      </w:tr>
+      <w:tr>
+        <w:tc>
+          <w:tcPr/>
+          <w:p>
+            <w:pPr>
+              <w:pStyle w:val="Compact"/>
+              <w:jc w:val="center"/>
+            </w:pPr>
+            <w:r>
+              <w:rPr>
+                <w:rFonts w:ascii="Times New Roman" w:hAnsi="Times New Roman" w:eastAsia="Times New Roman" w:cs="Times New Roman"/>
+              </w:rPr>
+              <w:t xml:space="preserve">§05 </w:t>
+            </w:r>
+            <w:r>
+              <w:rPr>
+                <w:rFonts w:hint="eastAsia" w:ascii="Times New Roman" w:hAnsi="Times New Roman" w:eastAsia="FangSong" w:cs="Times New Roman"/>
+              </w:rPr>
+              <w:t xml:space="preserve">酸碱理论</w:t>
+            </w:r>
+            <w:r>
+              <w:rPr>
+                <w:rFonts w:ascii="Times New Roman" w:hAnsi="Times New Roman" w:eastAsia="Times New Roman" w:cs="Times New Roman"/>
+              </w:rPr>
+              <w:t xml:space="preserve"> · Brønsted </w:t>
+            </w:r>
+            <w:r>
+              <w:rPr>
+                <w:rFonts w:hint="eastAsia" w:ascii="Times New Roman" w:hAnsi="Times New Roman" w:eastAsia="FangSong" w:cs="Times New Roman"/>
+              </w:rPr>
+              <w:t xml:space="preserve">质子理论</w:t>
+            </w:r>
+          </w:p>
+        </w:tc>
+        <w:tc>
+          <w:tcPr/>
+          <w:p>
+            <w:pPr>
+              <w:pStyle w:val="Compact"/>
+              <w:jc w:val="center"/>
+            </w:pPr>
+            <w:r>
+              <w:rPr>
+                <w:rFonts w:hint="eastAsia" w:ascii="Times New Roman" w:hAnsi="Times New Roman" w:eastAsia="FangSong" w:cs="Times New Roman"/>
+              </w:rPr>
+              <w:t xml:space="preserve">能用</w:t>
+            </w:r>
+            <w:r>
+              <w:rPr>
+                <w:rFonts w:ascii="Times New Roman" w:hAnsi="Times New Roman" w:eastAsia="Times New Roman" w:cs="Times New Roman"/>
+              </w:rPr>
+              <w:t xml:space="preserve"> Brønsted </w:t>
+            </w:r>
+            <w:r>
+              <w:rPr>
+                <w:rFonts w:hint="eastAsia" w:ascii="Times New Roman" w:hAnsi="Times New Roman" w:eastAsia="FangSong" w:cs="Times New Roman"/>
+              </w:rPr>
+              <w:t>质子理论识别酸</w:t>
+            </w:r>
+            <w:r>
+              <w:rPr>
+                <w:rFonts w:hint="eastAsia" w:ascii="Times New Roman" w:hAnsi="Times New Roman" w:eastAsia="Times New Roman" w:cs="Times New Roman"/>
+              </w:rPr>
+              <w:t>、</w:t>
+            </w:r>
+            <w:r>
+              <w:rPr>
+                <w:rFonts w:hint="eastAsia" w:ascii="Times New Roman" w:hAnsi="Times New Roman" w:eastAsia="FangSong" w:cs="Times New Roman"/>
+              </w:rPr>
+              <w:t>碱和两性物质</w:t>
+            </w:r>
+            <w:r>
+              <w:rPr>
+                <w:rFonts w:hint="eastAsia" w:ascii="Times New Roman" w:hAnsi="Times New Roman" w:eastAsia="Times New Roman" w:cs="Times New Roman"/>
+              </w:rPr>
+              <w:t>，</w:t>
+            </w:r>
+            <w:r>
+              <w:rPr>
+                <w:rFonts w:hint="eastAsia" w:ascii="Times New Roman" w:hAnsi="Times New Roman" w:eastAsia="FangSong" w:cs="Times New Roman"/>
+              </w:rPr>
+              <w:t>写出共轭酸碱对</w:t>
+            </w:r>
+          </w:p>
+        </w:tc>
+      </w:tr>
+      <w:tr>
+        <w:tc>
+          <w:tcPr/>
+          <w:p>
+            <w:pPr>
+              <w:pStyle w:val="Compact"/>
+              <w:jc w:val="center"/>
+            </w:pPr>
+            <w:r>
+              <w:rPr>
+                <w:rFonts w:ascii="Times New Roman" w:hAnsi="Times New Roman" w:eastAsia="Times New Roman" w:cs="Times New Roman"/>
+              </w:rPr>
+              <w:t xml:space="preserve">§05 </w:t>
+            </w:r>
+            <w:r>
+              <w:rPr>
+                <w:rFonts w:hint="eastAsia" w:ascii="Times New Roman" w:hAnsi="Times New Roman" w:eastAsia="FangSong" w:cs="Times New Roman"/>
+              </w:rPr>
+              <w:t xml:space="preserve">酸碱理论</w:t>
+            </w:r>
+            <w:r>
+              <w:rPr>
+                <w:rFonts w:ascii="Times New Roman" w:hAnsi="Times New Roman" w:eastAsia="Times New Roman" w:cs="Times New Roman"/>
+              </w:rPr>
+              <w:t xml:space="preserve"> · </w:t>
+            </w:r>
+            <w:r>
+              <w:rPr>
+                <w:rFonts w:hint="eastAsia" w:ascii="Times New Roman" w:hAnsi="Times New Roman" w:eastAsia="FangSong" w:cs="Times New Roman"/>
+              </w:rPr>
+              <w:t xml:space="preserve">弱酸弱碱电离平衡</w:t>
+            </w:r>
+          </w:p>
+        </w:tc>
+        <w:tc>
+          <w:tcPr/>
+          <w:p>
+            <w:pPr>
+              <w:pStyle w:val="Compact"/>
+              <w:jc w:val="center"/>
+            </w:pPr>
+            <w:r>
+              <w:rPr>
+                <w:rFonts w:hint="eastAsia" w:ascii="Times New Roman" w:hAnsi="Times New Roman" w:eastAsia="FangSong" w:cs="Times New Roman"/>
+              </w:rPr>
+              <w:t>能正确书写弱酸弱碱的电离平衡表达式</w:t>
+            </w:r>
+            <w:r>
+              <w:rPr>
+                <w:rFonts w:hint="eastAsia" w:ascii="Times New Roman" w:hAnsi="Times New Roman" w:eastAsia="Times New Roman" w:cs="Times New Roman"/>
+              </w:rPr>
+              <w:t>，</w:t>
+            </w:r>
+            <w:r>
+              <w:rPr>
+                <w:rFonts w:hint="eastAsia" w:ascii="Times New Roman" w:hAnsi="Times New Roman" w:eastAsia="FangSong" w:cs="Times New Roman"/>
+              </w:rPr>
+              <w:t>理解</w:t>
+            </w:r>
+            <w:r>
+              <w:rPr>
+                <w:rFonts w:ascii="Times New Roman" w:hAnsi="Times New Roman" w:eastAsia="Times New Roman" w:cs="Times New Roman"/>
+              </w:rPr>
+              <w:t xml:space="preserve"> Ka · Kb = Kw </w:t>
+            </w:r>
+            <w:r>
+              <w:rPr>
+                <w:rFonts w:hint="eastAsia" w:ascii="Times New Roman" w:hAnsi="Times New Roman" w:eastAsia="FangSong" w:cs="Times New Roman"/>
+              </w:rPr>
+              <w:t xml:space="preserve">的推导与应用</w:t>
+            </w:r>
+          </w:p>
+        </w:tc>
+      </w:tr>
+      <w:tr>
+        <w:tc>
+          <w:tcPr/>
+          <w:p>
+            <w:pPr>
+              <w:pStyle w:val="Compact"/>
+              <w:jc w:val="center"/>
+            </w:pPr>
+            <w:r>
+              <w:rPr>
+                <w:rFonts w:ascii="Times New Roman" w:hAnsi="Times New Roman" w:eastAsia="Times New Roman" w:cs="Times New Roman"/>
+              </w:rPr>
+              <w:t xml:space="preserve">§05 </w:t>
+            </w:r>
+            <w:r>
+              <w:rPr>
+                <w:rFonts w:hint="eastAsia" w:ascii="Times New Roman" w:hAnsi="Times New Roman" w:eastAsia="FangSong" w:cs="Times New Roman"/>
+              </w:rPr>
+              <w:t xml:space="preserve">酸碱理论</w:t>
+            </w:r>
+            <w:r>
+              <w:rPr>
+                <w:rFonts w:ascii="Times New Roman" w:hAnsi="Times New Roman" w:eastAsia="Times New Roman" w:cs="Times New Roman"/>
+              </w:rPr>
+              <w:t xml:space="preserve"> · pH </w:t>
+            </w:r>
+            <w:r>
+              <w:rPr>
+                <w:rFonts w:hint="eastAsia" w:ascii="Times New Roman" w:hAnsi="Times New Roman" w:eastAsia="FangSong" w:cs="Times New Roman"/>
+              </w:rPr>
+              <w:t xml:space="preserve">计算</w:t>
+            </w:r>
+          </w:p>
+        </w:tc>
+        <w:tc>
+          <w:tcPr/>
+          <w:p>
+            <w:pPr>
+              <w:pStyle w:val="Compact"/>
+              <w:jc w:val="center"/>
+            </w:pPr>
+            <w:r>
+              <w:rPr>
+                <w:rFonts w:hint="eastAsia" w:ascii="Times New Roman" w:hAnsi="Times New Roman" w:eastAsia="FangSong" w:cs="Times New Roman"/>
+              </w:rPr>
+              <w:t>能用简化公式和精确法</w:t>
+            </w:r>
+            <w:r>
+              <w:rPr>
+                <w:rFonts w:hint="eastAsia" w:ascii="Times New Roman" w:hAnsi="Times New Roman" w:eastAsia="Times New Roman" w:cs="Times New Roman"/>
+              </w:rPr>
+              <w:t>（</w:t>
+            </w:r>
+            <w:r>
+              <w:rPr>
+                <w:rFonts w:hint="eastAsia" w:ascii="Times New Roman" w:hAnsi="Times New Roman" w:eastAsia="FangSong" w:cs="Times New Roman"/>
+              </w:rPr>
+              <w:t>假设</w:t>
+            </w:r>
+            <w:r>
+              <w:rPr>
+                <w:rFonts w:hint="eastAsia" w:ascii="Times New Roman" w:hAnsi="Times New Roman" w:eastAsia="Times New Roman" w:cs="Times New Roman"/>
+              </w:rPr>
+              <w:t>-</w:t>
+            </w:r>
+            <w:r>
+              <w:rPr>
+                <w:rFonts w:hint="eastAsia" w:ascii="Times New Roman" w:hAnsi="Times New Roman" w:eastAsia="FangSong" w:cs="Times New Roman"/>
+              </w:rPr>
+              <w:t>验证法</w:t>
+            </w:r>
+            <w:r>
+              <w:rPr>
+                <w:rFonts w:hint="eastAsia" w:ascii="Times New Roman" w:hAnsi="Times New Roman" w:eastAsia="Times New Roman" w:cs="Times New Roman"/>
+              </w:rPr>
+              <w:t>）</w:t>
+            </w:r>
+            <w:r>
+              <w:rPr>
+                <w:rFonts w:hint="eastAsia" w:ascii="Times New Roman" w:hAnsi="Times New Roman" w:eastAsia="FangSong" w:cs="Times New Roman"/>
+              </w:rPr>
+              <w:t>计算弱酸弱碱溶液的</w:t>
+            </w:r>
+            <w:r>
+              <w:rPr>
+                <w:rFonts w:ascii="Times New Roman" w:hAnsi="Times New Roman" w:eastAsia="Times New Roman" w:cs="Times New Roman"/>
+              </w:rPr>
+              <w:t xml:space="preserve"> pH</w:t>
+            </w:r>
+          </w:p>
+        </w:tc>
+      </w:tr>
+      <w:tr>
+        <w:tc>
+          <w:tcPr/>
+          <w:p>
+            <w:pPr>
+              <w:pStyle w:val="Compact"/>
+              <w:jc w:val="center"/>
+            </w:pPr>
+            <w:r>
+              <w:rPr>
+                <w:rFonts w:ascii="Times New Roman" w:hAnsi="Times New Roman" w:eastAsia="Times New Roman" w:cs="Times New Roman"/>
+              </w:rPr>
+              <w:t xml:space="preserve">§05 </w:t>
+            </w:r>
+            <w:r>
+              <w:rPr>
+                <w:rFonts w:hint="eastAsia" w:ascii="Times New Roman" w:hAnsi="Times New Roman" w:eastAsia="FangSong" w:cs="Times New Roman"/>
+              </w:rPr>
+              <w:t xml:space="preserve">酸碱理论</w:t>
+            </w:r>
+            <w:r>
+              <w:rPr>
+                <w:rFonts w:ascii="Times New Roman" w:hAnsi="Times New Roman" w:eastAsia="Times New Roman" w:cs="Times New Roman"/>
+              </w:rPr>
+              <w:t xml:space="preserve"> · </w:t>
+            </w:r>
+            <w:r>
+              <w:rPr>
+                <w:rFonts w:hint="eastAsia" w:ascii="Times New Roman" w:hAnsi="Times New Roman" w:eastAsia="FangSong" w:cs="Times New Roman"/>
+              </w:rPr>
+              <w:t xml:space="preserve">两性物质与缓冲溶液</w:t>
+            </w:r>
+          </w:p>
+        </w:tc>
+        <w:tc>
+          <w:tcPr/>
+          <w:p>
+            <w:pPr>
+              <w:pStyle w:val="Compact"/>
+              <w:jc w:val="center"/>
+            </w:pPr>
+            <w:r>
+              <w:rPr>
+                <w:rFonts w:hint="eastAsia" w:ascii="Times New Roman" w:hAnsi="Times New Roman" w:eastAsia="FangSong" w:cs="Times New Roman"/>
+              </w:rPr>
+              <w:t xml:space="preserve">能计算两性物质溶液的</w:t>
+            </w:r>
+            <w:r>
+              <w:rPr>
+                <w:rFonts w:ascii="Times New Roman" w:hAnsi="Times New Roman" w:eastAsia="Times New Roman" w:cs="Times New Roman"/>
+              </w:rPr>
+              <w:t xml:space="preserve"> </w:t>
+            </w:r>
+            <w:r>
+              <w:rPr>
+                <w:rFonts w:hint="eastAsia" w:ascii="Times New Roman" w:hAnsi="Times New Roman" w:eastAsia="Times New Roman" w:cs="Times New Roman"/>
+              </w:rPr>
+              <w:t>pH（NaHCO</w:t>
+            </w:r>
+            <w:r>
+              <w:rPr>
+                <w:rFonts w:hint="eastAsia" w:ascii="Times New Roman" w:hAnsi="Times New Roman" w:eastAsia="Times New Roman" w:cs="Times New Roman"/>
+                <w:vertAlign w:val="subscript"/>
+              </w:rPr>
+              <w:t>3</w:t>
+            </w:r>
+            <w:r>
+              <w:rPr>
+                <w:rFonts w:hint="eastAsia" w:ascii="Times New Roman" w:hAnsi="Times New Roman" w:eastAsia="Times New Roman" w:cs="Times New Roman"/>
+              </w:rPr>
+              <w:t>、NaH</w:t>
+            </w:r>
+            <w:r>
+              <w:rPr>
+                <w:rFonts w:hint="eastAsia" w:ascii="Times New Roman" w:hAnsi="Times New Roman" w:eastAsia="Times New Roman" w:cs="Times New Roman"/>
+                <w:vertAlign w:val="subscript"/>
+              </w:rPr>
+              <w:t>2</w:t>
+            </w:r>
+            <w:r>
+              <w:rPr>
+                <w:rFonts w:hint="eastAsia" w:ascii="Times New Roman" w:hAnsi="Times New Roman" w:eastAsia="Times New Roman" w:cs="Times New Roman"/>
+              </w:rPr>
+              <w:t>PO</w:t>
+            </w:r>
+            <w:r>
+              <w:rPr>
+                <w:rFonts w:hint="eastAsia" w:ascii="Times New Roman" w:hAnsi="Times New Roman" w:eastAsia="Times New Roman" w:cs="Times New Roman"/>
+                <w:vertAlign w:val="subscript"/>
+              </w:rPr>
+              <w:t>4</w:t>
+            </w:r>
+            <w:r>
+              <w:rPr>
+                <w:rFonts w:ascii="Times New Roman" w:hAnsi="Times New Roman" w:eastAsia="Times New Roman" w:cs="Times New Roman"/>
+              </w:rPr>
+              <w:t xml:space="preserve"> </w:t>
+            </w:r>
+            <w:r>
+              <w:rPr>
+                <w:rFonts w:hint="eastAsia" w:ascii="Times New Roman" w:hAnsi="Times New Roman" w:eastAsia="FangSong" w:cs="Times New Roman"/>
+              </w:rPr>
+              <w:t>等</w:t>
+            </w:r>
+            <w:r>
+              <w:rPr>
+                <w:rFonts w:hint="eastAsia" w:ascii="Times New Roman" w:hAnsi="Times New Roman" w:eastAsia="Times New Roman" w:cs="Times New Roman"/>
+              </w:rPr>
+              <w:t>），</w:t>
+            </w:r>
+            <w:r>
+              <w:rPr>
+                <w:rFonts w:hint="eastAsia" w:ascii="Times New Roman" w:hAnsi="Times New Roman" w:eastAsia="FangSong" w:cs="Times New Roman"/>
+              </w:rPr>
+              <w:t>并建立氨基酸</w:t>
+            </w:r>
+            <w:r>
+              <w:rPr>
+                <w:rFonts w:hint="eastAsia" w:ascii="Times New Roman" w:hAnsi="Times New Roman" w:eastAsia="Times New Roman" w:cs="Times New Roman"/>
+              </w:rPr>
+              <w:t>、</w:t>
+            </w:r>
+            <w:r>
+              <w:rPr>
+                <w:rFonts w:hint="eastAsia" w:ascii="Times New Roman" w:hAnsi="Times New Roman" w:eastAsia="FangSong" w:cs="Times New Roman"/>
+              </w:rPr>
+              <w:t>等电点的初步认识</w:t>
+            </w:r>
+            <w:r>
+              <w:rPr>
+                <w:rFonts w:hint="eastAsia" w:ascii="Times New Roman" w:hAnsi="Times New Roman" w:eastAsia="Times New Roman" w:cs="Times New Roman"/>
+              </w:rPr>
+              <w:t>；</w:t>
+            </w:r>
+            <w:r>
+              <w:rPr>
+                <w:rFonts w:hint="eastAsia" w:ascii="Times New Roman" w:hAnsi="Times New Roman" w:eastAsia="FangSong" w:cs="Times New Roman"/>
+              </w:rPr>
+              <w:t>能设计和计算缓冲溶液</w:t>
+            </w:r>
+            <w:r>
+              <w:rPr>
+                <w:rFonts w:hint="eastAsia" w:ascii="Times New Roman" w:hAnsi="Times New Roman" w:eastAsia="Times New Roman" w:cs="Times New Roman"/>
+              </w:rPr>
+              <w:t>，</w:t>
+            </w:r>
+            <w:r>
+              <w:rPr>
+                <w:rFonts w:hint="eastAsia" w:ascii="Times New Roman" w:hAnsi="Times New Roman" w:eastAsia="FangSong" w:cs="Times New Roman"/>
+              </w:rPr>
+              <w:t>理解</w:t>
+            </w:r>
+            <w:r>
+              <w:rPr>
+                <w:rFonts w:ascii="Times New Roman" w:hAnsi="Times New Roman" w:eastAsia="Times New Roman" w:cs="Times New Roman"/>
+              </w:rPr>
+              <w:t xml:space="preserve"> Henderson-Hasselbalch </w:t>
+            </w:r>
+            <w:r>
+              <w:rPr>
+                <w:rFonts w:hint="eastAsia" w:ascii="Times New Roman" w:hAnsi="Times New Roman" w:eastAsia="FangSong" w:cs="Times New Roman"/>
+              </w:rPr>
+              <w:t xml:space="preserve">方程的适用条件</w:t>
+            </w:r>
+          </w:p>
+        </w:tc>
+      </w:tr>
+      <w:tr>
+        <w:tc>
+          <w:tcPr/>
+          <w:p>
+            <w:pPr>
+              <w:pStyle w:val="Compact"/>
+              <w:jc w:val="center"/>
+            </w:pPr>
+            <w:r>
+              <w:rPr>
+                <w:rFonts w:ascii="Times New Roman" w:hAnsi="Times New Roman" w:eastAsia="Times New Roman" w:cs="Times New Roman"/>
+              </w:rPr>
+              <w:t xml:space="preserve">§05 </w:t>
+            </w:r>
+            <w:r>
+              <w:rPr>
+                <w:rFonts w:hint="eastAsia" w:ascii="Times New Roman" w:hAnsi="Times New Roman" w:eastAsia="FangSong" w:cs="Times New Roman"/>
+              </w:rPr>
+              <w:t xml:space="preserve">酸碱理论</w:t>
+            </w:r>
+            <w:r>
+              <w:rPr>
+                <w:rFonts w:ascii="Times New Roman" w:hAnsi="Times New Roman" w:eastAsia="Times New Roman" w:cs="Times New Roman"/>
+              </w:rPr>
+              <w:t xml:space="preserve"> · Lewis </w:t>
+            </w:r>
+            <w:r>
+              <w:rPr>
+                <w:rFonts w:hint="eastAsia" w:ascii="Times New Roman" w:hAnsi="Times New Roman" w:eastAsia="FangSong" w:cs="Times New Roman"/>
+              </w:rPr>
+              <w:t xml:space="preserve">酸碱与软硬酸碱</w:t>
+            </w:r>
+          </w:p>
+        </w:tc>
+        <w:tc>
+          <w:tcPr/>
+          <w:p>
+            <w:pPr>
+              <w:pStyle w:val="Compact"/>
+              <w:jc w:val="center"/>
+            </w:pPr>
+            <w:r>
+              <w:rPr>
+                <w:rFonts w:hint="eastAsia" w:ascii="Times New Roman" w:hAnsi="Times New Roman" w:eastAsia="FangSong" w:cs="Times New Roman"/>
+              </w:rPr>
+              <w:t xml:space="preserve">了解</w:t>
+            </w:r>
+            <w:r>
+              <w:rPr>
+                <w:rFonts w:ascii="Times New Roman" w:hAnsi="Times New Roman" w:eastAsia="Times New Roman" w:cs="Times New Roman"/>
+              </w:rPr>
+              <w:t xml:space="preserve"> Lewis </w:t>
+            </w:r>
+            <w:r>
+              <w:rPr>
+                <w:rFonts w:hint="eastAsia" w:ascii="Times New Roman" w:hAnsi="Times New Roman" w:eastAsia="FangSong" w:cs="Times New Roman"/>
+              </w:rPr>
+              <w:t xml:space="preserve">酸碱理论和</w:t>
+            </w:r>
+            <w:r>
+              <w:rPr>
+                <w:rFonts w:ascii="Times New Roman" w:hAnsi="Times New Roman" w:eastAsia="Times New Roman" w:cs="Times New Roman"/>
+              </w:rPr>
+              <w:t xml:space="preserve"> HSAB </w:t>
+            </w:r>
+            <w:r>
+              <w:rPr>
+                <w:rFonts w:hint="eastAsia" w:ascii="Times New Roman" w:hAnsi="Times New Roman" w:eastAsia="FangSong" w:cs="Times New Roman"/>
+              </w:rPr>
+              <w:t xml:space="preserve">软硬分类的基本规则</w:t>
+            </w:r>
+          </w:p>
+        </w:tc>
+      </w:tr>
+      <w:tr>
+        <w:tc>
+          <w:tcPr/>
+          <w:p>
+            <w:pPr>
+              <w:pStyle w:val="Compact"/>
+              <w:jc w:val="center"/>
+            </w:pPr>
+            <w:r>
+              <w:rPr>
+                <w:rFonts w:ascii="Times New Roman" w:hAnsi="Times New Roman" w:eastAsia="Times New Roman" w:cs="Times New Roman"/>
+              </w:rPr>
+              <w:t xml:space="preserve">§05 </w:t>
+            </w:r>
+            <w:r>
+              <w:rPr>
+                <w:rFonts w:hint="eastAsia" w:ascii="Times New Roman" w:hAnsi="Times New Roman" w:eastAsia="FangSong" w:cs="Times New Roman"/>
+              </w:rPr>
+              <w:t xml:space="preserve">酸碱理论</w:t>
+            </w:r>
+            <w:r>
+              <w:rPr>
+                <w:rFonts w:ascii="Times New Roman" w:hAnsi="Times New Roman" w:eastAsia="Times New Roman" w:cs="Times New Roman"/>
+              </w:rPr>
+              <w:t xml:space="preserve"> · </w:t>
+            </w:r>
+            <w:r>
+              <w:rPr>
+                <w:rFonts w:hint="eastAsia" w:ascii="Times New Roman" w:hAnsi="Times New Roman" w:eastAsia="FangSong" w:cs="Times New Roman"/>
+              </w:rPr>
+              <w:t xml:space="preserve">拉平效应与区分效应</w:t>
+            </w:r>
+          </w:p>
+        </w:tc>
+        <w:tc>
+          <w:tcPr/>
+          <w:p>
+            <w:pPr>
+              <w:pStyle w:val="Compact"/>
+              <w:jc w:val="center"/>
+            </w:pPr>
+            <w:r>
+              <w:rPr>
+                <w:rFonts w:hint="eastAsia" w:ascii="Times New Roman" w:hAnsi="Times New Roman" w:eastAsia="FangSong" w:cs="Times New Roman"/>
+              </w:rPr>
+              <w:t xml:space="preserve">了解溶剂理论中的拉平效应和区分效应</w:t>
+            </w:r>
+          </w:p>
+        </w:tc>
+      </w:tr>
+    </w:tbl>
     <w:p>
       <w:pPr>
         <w:spacing w:before="160" w:after="80"/>
@@ -6570,7 +6772,7 @@
         <w:pStyle w:val="Compact"/>
         <w:numPr>
           <w:ilvl w:val="0"/>
-          <w:numId w:val="1002"/>
+          <w:numId w:val="1001"/>
         </w:numPr>
       </w:pPr>
       <w:r>
@@ -6758,7 +6960,7 @@
         <w:pStyle w:val="Compact"/>
         <w:numPr>
           <w:ilvl w:val="0"/>
-          <w:numId w:val="1002"/>
+          <w:numId w:val="1001"/>
         </w:numPr>
       </w:pPr>
       <w:r>
@@ -6872,7 +7074,7 @@
         <w:pStyle w:val="Compact"/>
         <w:numPr>
           <w:ilvl w:val="0"/>
-          <w:numId w:val="1002"/>
+          <w:numId w:val="1001"/>
         </w:numPr>
       </w:pPr>
       <w:r>
@@ -7144,7 +7346,7 @@
         <w:pStyle w:val="Compact"/>
         <w:numPr>
           <w:ilvl w:val="0"/>
-          <w:numId w:val="1003"/>
+          <w:numId w:val="1002"/>
         </w:numPr>
       </w:pPr>
       <w:r>
@@ -7189,7 +7391,7 @@
         <w:pStyle w:val="Compact"/>
         <w:numPr>
           <w:ilvl w:val="0"/>
-          <w:numId w:val="1003"/>
+          <w:numId w:val="1002"/>
         </w:numPr>
       </w:pPr>
       <w:r>
@@ -7234,7 +7436,7 @@
         <w:pStyle w:val="Compact"/>
         <w:numPr>
           <w:ilvl w:val="0"/>
-          <w:numId w:val="1003"/>
+          <w:numId w:val="1002"/>
         </w:numPr>
       </w:pPr>
       <w:r>
@@ -7279,7 +7481,7 @@
         <w:pStyle w:val="Compact"/>
         <w:numPr>
           <w:ilvl w:val="0"/>
-          <w:numId w:val="1003"/>
+          <w:numId w:val="1002"/>
         </w:numPr>
       </w:pPr>
       <w:r>
@@ -7332,7 +7534,7 @@
         <w:pStyle w:val="Compact"/>
         <w:numPr>
           <w:ilvl w:val="0"/>
-          <w:numId w:val="1003"/>
+          <w:numId w:val="1002"/>
         </w:numPr>
       </w:pPr>
       <w:r>
@@ -12491,7 +12693,7 @@
         <w:pStyle w:val="Compact"/>
         <w:numPr>
           <w:ilvl w:val="0"/>
-          <w:numId w:val="1004"/>
+          <w:numId w:val="1003"/>
         </w:numPr>
       </w:pPr>
       <w:r>
@@ -12678,7 +12880,7 @@
         <w:pStyle w:val="Compact"/>
         <w:numPr>
           <w:ilvl w:val="0"/>
-          <w:numId w:val="1004"/>
+          <w:numId w:val="1003"/>
         </w:numPr>
       </w:pPr>
       <w:r>
@@ -12877,7 +13079,7 @@
         <w:pStyle w:val="Compact"/>
         <w:numPr>
           <w:ilvl w:val="0"/>
-          <w:numId w:val="1004"/>
+          <w:numId w:val="1003"/>
         </w:numPr>
       </w:pPr>
       <w:r>
@@ -13218,7 +13420,7 @@
         <w:pStyle w:val="Compact"/>
         <w:numPr>
           <w:ilvl w:val="0"/>
-          <w:numId w:val="1005"/>
+          <w:numId w:val="1004"/>
         </w:numPr>
       </w:pPr>
       <w:r>
@@ -13233,7 +13435,7 @@
         <w:pStyle w:val="Compact"/>
         <w:numPr>
           <w:ilvl w:val="0"/>
-          <w:numId w:val="1005"/>
+          <w:numId w:val="1004"/>
         </w:numPr>
       </w:pPr>
       <w:r>
@@ -13260,7 +13462,7 @@
         <w:pStyle w:val="Compact"/>
         <w:numPr>
           <w:ilvl w:val="0"/>
-          <w:numId w:val="1005"/>
+          <w:numId w:val="1004"/>
         </w:numPr>
       </w:pPr>
       <w:r>
@@ -13287,7 +13489,7 @@
         <w:pStyle w:val="Compact"/>
         <w:numPr>
           <w:ilvl w:val="0"/>
-          <w:numId w:val="1005"/>
+          <w:numId w:val="1004"/>
         </w:numPr>
       </w:pPr>
       <w:r>
@@ -13332,7 +13534,7 @@
         <w:pStyle w:val="Compact"/>
         <w:numPr>
           <w:ilvl w:val="0"/>
-          <w:numId w:val="1005"/>
+          <w:numId w:val="1004"/>
         </w:numPr>
       </w:pPr>
       <w:r>
@@ -20834,7 +21036,7 @@
         <w:pStyle w:val="Compact"/>
         <w:numPr>
           <w:ilvl w:val="0"/>
-          <w:numId w:val="1006"/>
+          <w:numId w:val="1005"/>
         </w:numPr>
       </w:pPr>
       <w:r>
@@ -20861,7 +21063,7 @@
         <w:pStyle w:val="Compact"/>
         <w:numPr>
           <w:ilvl w:val="0"/>
-          <w:numId w:val="1006"/>
+          <w:numId w:val="1005"/>
         </w:numPr>
       </w:pPr>
       <w:r>
@@ -20912,7 +21114,7 @@
         <w:pStyle w:val="Compact"/>
         <w:numPr>
           <w:ilvl w:val="0"/>
-          <w:numId w:val="1006"/>
+          <w:numId w:val="1005"/>
         </w:numPr>
       </w:pPr>
       <w:r>
@@ -21304,7 +21506,7 @@
         <w:pStyle w:val="Compact"/>
         <w:numPr>
           <w:ilvl w:val="0"/>
-          <w:numId w:val="1007"/>
+          <w:numId w:val="1006"/>
         </w:numPr>
       </w:pPr>
       <w:r>
@@ -21343,7 +21545,7 @@
         <w:pStyle w:val="Compact"/>
         <w:numPr>
           <w:ilvl w:val="0"/>
-          <w:numId w:val="1007"/>
+          <w:numId w:val="1006"/>
         </w:numPr>
       </w:pPr>
       <w:r>
@@ -21382,7 +21584,7 @@
         <w:pStyle w:val="Compact"/>
         <w:numPr>
           <w:ilvl w:val="0"/>
-          <w:numId w:val="1007"/>
+          <w:numId w:val="1006"/>
         </w:numPr>
       </w:pPr>
       <w:r>
@@ -21824,7 +22026,7 @@
         <w:pStyle w:val="Compact"/>
         <w:numPr>
           <w:ilvl w:val="0"/>
-          <w:numId w:val="1008"/>
+          <w:numId w:val="1007"/>
         </w:numPr>
       </w:pPr>
       <w:r>
@@ -21845,7 +22047,7 @@
         <w:pStyle w:val="Compact"/>
         <w:numPr>
           <w:ilvl w:val="0"/>
-          <w:numId w:val="1008"/>
+          <w:numId w:val="1007"/>
         </w:numPr>
       </w:pPr>
       <w:r>
@@ -21936,7 +22138,7 @@
         <w:pStyle w:val="Compact"/>
         <w:numPr>
           <w:ilvl w:val="0"/>
-          <w:numId w:val="1008"/>
+          <w:numId w:val="1007"/>
         </w:numPr>
       </w:pPr>
       <w:r>
@@ -22367,7 +22569,7 @@
         <w:pStyle w:val="Compact"/>
         <w:numPr>
           <w:ilvl w:val="0"/>
-          <w:numId w:val="1009"/>
+          <w:numId w:val="1008"/>
         </w:numPr>
       </w:pPr>
       <m:oMath>
@@ -22522,7 +22724,7 @@
         <w:pStyle w:val="Compact"/>
         <w:numPr>
           <w:ilvl w:val="0"/>
-          <w:numId w:val="1009"/>
+          <w:numId w:val="1008"/>
         </w:numPr>
       </w:pPr>
       <w:r>
@@ -22569,7 +22771,7 @@
         <w:pStyle w:val="Compact"/>
         <w:numPr>
           <w:ilvl w:val="0"/>
-          <w:numId w:val="1009"/>
+          <w:numId w:val="1008"/>
         </w:numPr>
       </w:pPr>
       <w:r>
@@ -23659,7 +23861,7 @@
         <w:pStyle w:val="Compact"/>
         <w:numPr>
           <w:ilvl w:val="0"/>
-          <w:numId w:val="1010"/>
+          <w:numId w:val="1009"/>
         </w:numPr>
       </w:pPr>
       <w:r>
@@ -23674,7 +23876,7 @@
         <w:pStyle w:val="Compact"/>
         <w:numPr>
           <w:ilvl w:val="0"/>
-          <w:numId w:val="1010"/>
+          <w:numId w:val="1009"/>
         </w:numPr>
       </w:pPr>
       <w:r>
@@ -23689,7 +23891,7 @@
         <w:pStyle w:val="Compact"/>
         <w:numPr>
           <w:ilvl w:val="0"/>
-          <w:numId w:val="1010"/>
+          <w:numId w:val="1009"/>
         </w:numPr>
       </w:pPr>
       <w:r>
@@ -23971,7 +24173,7 @@
         <w:pStyle w:val="Compact"/>
         <w:numPr>
           <w:ilvl w:val="0"/>
-          <w:numId w:val="1011"/>
+          <w:numId w:val="1010"/>
         </w:numPr>
       </w:pPr>
       <w:r>
@@ -24010,7 +24212,7 @@
         <w:pStyle w:val="Compact"/>
         <w:numPr>
           <w:ilvl w:val="0"/>
-          <w:numId w:val="1011"/>
+          <w:numId w:val="1010"/>
         </w:numPr>
       </w:pPr>
       <w:r>
@@ -33429,7 +33631,7 @@
       <w:pPr>
         <w:numPr>
           <w:ilvl w:val="0"/>
-          <w:numId w:val="1012"/>
+          <w:numId w:val="1011"/>
         </w:numPr>
       </w:pPr>
       <w:r>
@@ -33668,7 +33870,7 @@
       <w:pPr>
         <w:numPr>
           <w:ilvl w:val="0"/>
-          <w:numId w:val="1012"/>
+          <w:numId w:val="1011"/>
         </w:numPr>
       </w:pPr>
       <w:r>
@@ -38275,7 +38477,7 @@
         <w:pStyle w:val="Compact"/>
         <w:numPr>
           <w:ilvl w:val="0"/>
-          <w:numId w:val="1013"/>
+          <w:numId w:val="1012"/>
         </w:numPr>
       </w:pPr>
       <w:r>
@@ -38342,7 +38544,7 @@
         <w:pStyle w:val="Compact"/>
         <w:numPr>
           <w:ilvl w:val="0"/>
-          <w:numId w:val="1013"/>
+          <w:numId w:val="1012"/>
         </w:numPr>
       </w:pPr>
       <w:r>
@@ -38409,7 +38611,7 @@
         <w:pStyle w:val="Compact"/>
         <w:numPr>
           <w:ilvl w:val="0"/>
-          <w:numId w:val="1013"/>
+          <w:numId w:val="1012"/>
         </w:numPr>
       </w:pPr>
       <w:r>
@@ -38464,7 +38666,7 @@
         <w:pStyle w:val="Compact"/>
         <w:numPr>
           <w:ilvl w:val="0"/>
-          <w:numId w:val="1013"/>
+          <w:numId w:val="1012"/>
         </w:numPr>
       </w:pPr>
       <w:r>
@@ -38507,7 +38709,7 @@
         <w:pStyle w:val="Compact"/>
         <w:numPr>
           <w:ilvl w:val="0"/>
-          <w:numId w:val="1013"/>
+          <w:numId w:val="1012"/>
         </w:numPr>
       </w:pPr>
       <w:r>
@@ -52954,7 +53156,7 @@
       <w:pPr>
         <w:numPr>
           <w:ilvl w:val="0"/>
-          <w:numId w:val="1014"/>
+          <w:numId w:val="1013"/>
         </w:numPr>
       </w:pPr>
       <w:r>
@@ -53237,7 +53439,7 @@
       <w:pPr>
         <w:numPr>
           <w:ilvl w:val="0"/>
-          <w:numId w:val="1014"/>
+          <w:numId w:val="1013"/>
         </w:numPr>
       </w:pPr>
       <w:r>
@@ -53543,7 +53745,7 @@
       <w:pPr>
         <w:numPr>
           <w:ilvl w:val="0"/>
-          <w:numId w:val="1015"/>
+          <w:numId w:val="1014"/>
         </w:numPr>
       </w:pPr>
       <w:r>
@@ -53637,7 +53839,7 @@
       <w:pPr>
         <w:numPr>
           <w:ilvl w:val="0"/>
-          <w:numId w:val="1015"/>
+          <w:numId w:val="1014"/>
         </w:numPr>
       </w:pPr>
       <w:r>
@@ -53757,7 +53959,7 @@
       <w:pPr>
         <w:numPr>
           <w:ilvl w:val="0"/>
-          <w:numId w:val="1015"/>
+          <w:numId w:val="1014"/>
         </w:numPr>
       </w:pPr>
       <w:r>
@@ -53826,7 +54028,7 @@
       <w:pPr>
         <w:numPr>
           <w:ilvl w:val="0"/>
-          <w:numId w:val="1015"/>
+          <w:numId w:val="1014"/>
         </w:numPr>
       </w:pPr>
       <w:r>
@@ -54094,6 +54296,91 @@
     <w:lvl w:ilvl="8">
       <w:numFmt w:val="bullet"/>
       <w:lvlText w:val=" "/>
+      <w:lvlJc w:val="left"/>
+      <w:pPr>
+        <w:ind w:left="6480" w:hanging="360"/>
+      </w:pPr>
+    </w:lvl>
+  </w:abstractNum>
+  <w:abstractNum w:abstractNumId="99411">
+    <w:nsid w:val="00A99411"/>
+    <w:multiLevelType w:val="multilevel"/>
+    <w:lvl w:ilvl="0">
+      <w:start w:val="1"/>
+      <w:numFmt w:val="decimal"/>
+      <w:lvlText w:val="%1."/>
+      <w:lvlJc w:val="left"/>
+      <w:pPr>
+        <w:ind w:left="720" w:hanging="360"/>
+      </w:pPr>
+    </w:lvl>
+    <w:lvl w:ilvl="1">
+      <w:start w:val="1"/>
+      <w:numFmt w:val="decimal"/>
+      <w:lvlText w:val="%2."/>
+      <w:lvlJc w:val="left"/>
+      <w:pPr>
+        <w:ind w:left="1440" w:hanging="360"/>
+      </w:pPr>
+    </w:lvl>
+    <w:lvl w:ilvl="2">
+      <w:start w:val="1"/>
+      <w:numFmt w:val="decimal"/>
+      <w:lvlText w:val="%3."/>
+      <w:lvlJc w:val="left"/>
+      <w:pPr>
+        <w:ind w:left="2160" w:hanging="360"/>
+      </w:pPr>
+    </w:lvl>
+    <w:lvl w:ilvl="3">
+      <w:start w:val="1"/>
+      <w:numFmt w:val="decimal"/>
+      <w:lvlText w:val="%4."/>
+      <w:lvlJc w:val="left"/>
+      <w:pPr>
+        <w:ind w:left="2880" w:hanging="360"/>
+      </w:pPr>
+    </w:lvl>
+    <w:lvl w:ilvl="4">
+      <w:start w:val="1"/>
+      <w:numFmt w:val="decimal"/>
+      <w:lvlText w:val="%5."/>
+      <w:lvlJc w:val="left"/>
+      <w:pPr>
+        <w:ind w:left="3600" w:hanging="360"/>
+      </w:pPr>
+    </w:lvl>
+    <w:lvl w:ilvl="5">
+      <w:start w:val="1"/>
+      <w:numFmt w:val="decimal"/>
+      <w:lvlText w:val="%6."/>
+      <w:lvlJc w:val="left"/>
+      <w:pPr>
+        <w:ind w:left="4320" w:hanging="360"/>
+      </w:pPr>
+    </w:lvl>
+    <w:lvl w:ilvl="6">
+      <w:start w:val="1"/>
+      <w:numFmt w:val="decimal"/>
+      <w:lvlText w:val="%7."/>
+      <w:lvlJc w:val="left"/>
+      <w:pPr>
+        <w:ind w:left="5040" w:hanging="360"/>
+      </w:pPr>
+    </w:lvl>
+    <w:lvl w:ilvl="7">
+      <w:start w:val="1"/>
+      <w:numFmt w:val="decimal"/>
+      <w:lvlText w:val="%8."/>
+      <w:lvlJc w:val="left"/>
+      <w:pPr>
+        <w:ind w:left="5760" w:hanging="360"/>
+      </w:pPr>
+    </w:lvl>
+    <w:lvl w:ilvl="8">
+      <w:start w:val="1"/>
+      <w:numFmt w:val="decimal"/>
+      <w:lvlText w:val="%9."/>
       <w:lvlJc w:val="left"/>
       <w:pPr>
         <w:ind w:left="6480" w:hanging="360"/>
@@ -54201,91 +54488,6 @@
       <w:rPr>
         <w:rFonts w:ascii="Wingdings" w:hAnsi="Wingdings" w:cs="Wingdings" w:hint="default"/>
       </w:rPr>
-    </w:lvl>
-  </w:abstractNum>
-  <w:abstractNum w:abstractNumId="99411">
-    <w:nsid w:val="00A99411"/>
-    <w:multiLevelType w:val="multilevel"/>
-    <w:lvl w:ilvl="0">
-      <w:start w:val="1"/>
-      <w:numFmt w:val="decimal"/>
-      <w:lvlText w:val="%1."/>
-      <w:lvlJc w:val="left"/>
-      <w:pPr>
-        <w:ind w:left="720" w:hanging="360"/>
-      </w:pPr>
-    </w:lvl>
-    <w:lvl w:ilvl="1">
-      <w:start w:val="1"/>
-      <w:numFmt w:val="decimal"/>
-      <w:lvlText w:val="%2."/>
-      <w:lvlJc w:val="left"/>
-      <w:pPr>
-        <w:ind w:left="1440" w:hanging="360"/>
-      </w:pPr>
-    </w:lvl>
-    <w:lvl w:ilvl="2">
-      <w:start w:val="1"/>
-      <w:numFmt w:val="decimal"/>
-      <w:lvlText w:val="%3."/>
-      <w:lvlJc w:val="left"/>
-      <w:pPr>
-        <w:ind w:left="2160" w:hanging="360"/>
-      </w:pPr>
-    </w:lvl>
-    <w:lvl w:ilvl="3">
-      <w:start w:val="1"/>
-      <w:numFmt w:val="decimal"/>
-      <w:lvlText w:val="%4."/>
-      <w:lvlJc w:val="left"/>
-      <w:pPr>
-        <w:ind w:left="2880" w:hanging="360"/>
-      </w:pPr>
-    </w:lvl>
-    <w:lvl w:ilvl="4">
-      <w:start w:val="1"/>
-      <w:numFmt w:val="decimal"/>
-      <w:lvlText w:val="%5."/>
-      <w:lvlJc w:val="left"/>
-      <w:pPr>
-        <w:ind w:left="3600" w:hanging="360"/>
-      </w:pPr>
-    </w:lvl>
-    <w:lvl w:ilvl="5">
-      <w:start w:val="1"/>
-      <w:numFmt w:val="decimal"/>
-      <w:lvlText w:val="%6."/>
-      <w:lvlJc w:val="left"/>
-      <w:pPr>
-        <w:ind w:left="4320" w:hanging="360"/>
-      </w:pPr>
-    </w:lvl>
-    <w:lvl w:ilvl="6">
-      <w:start w:val="1"/>
-      <w:numFmt w:val="decimal"/>
-      <w:lvlText w:val="%7."/>
-      <w:lvlJc w:val="left"/>
-      <w:pPr>
-        <w:ind w:left="5040" w:hanging="360"/>
-      </w:pPr>
-    </w:lvl>
-    <w:lvl w:ilvl="7">
-      <w:start w:val="1"/>
-      <w:numFmt w:val="decimal"/>
-      <w:lvlText w:val="%8."/>
-      <w:lvlJc w:val="left"/>
-      <w:pPr>
-        <w:ind w:left="5760" w:hanging="360"/>
-      </w:pPr>
-    </w:lvl>
-    <w:lvl w:ilvl="8">
-      <w:start w:val="1"/>
-      <w:numFmt w:val="decimal"/>
-      <w:lvlText w:val="%9."/>
-      <w:lvlJc w:val="left"/>
-      <w:pPr>
-        <w:ind w:left="6480" w:hanging="360"/>
-      </w:pPr>
     </w:lvl>
   </w:abstractNum>
   <w:abstractNum w:abstractNumId="99731">
@@ -54462,9 +54664,6 @@
     <w:abstractNumId w:val="990"/>
   </w:num>
   <w:num w:numId="1001">
-    <w:abstractNumId w:val="991"/>
-  </w:num>
-  <w:num w:numId="1002">
     <w:abstractNumId w:val="99411"/>
     <w:lvlOverride w:ilvl="0">
       <w:startOverride w:val="1"/>
@@ -54494,8 +54693,38 @@
       <w:startOverride w:val="1"/>
     </w:lvlOverride>
   </w:num>
+  <w:num w:numId="1002">
+    <w:abstractNumId w:val="991"/>
+  </w:num>
   <w:num w:numId="1003">
-    <w:abstractNumId w:val="991"/>
+    <w:abstractNumId w:val="99411"/>
+    <w:lvlOverride w:ilvl="0">
+      <w:startOverride w:val="1"/>
+    </w:lvlOverride>
+    <w:lvlOverride w:ilvl="1">
+      <w:startOverride w:val="1"/>
+    </w:lvlOverride>
+    <w:lvlOverride w:ilvl="2">
+      <w:startOverride w:val="1"/>
+    </w:lvlOverride>
+    <w:lvlOverride w:ilvl="3">
+      <w:startOverride w:val="1"/>
+    </w:lvlOverride>
+    <w:lvlOverride w:ilvl="4">
+      <w:startOverride w:val="1"/>
+    </w:lvlOverride>
+    <w:lvlOverride w:ilvl="5">
+      <w:startOverride w:val="1"/>
+    </w:lvlOverride>
+    <w:lvlOverride w:ilvl="6">
+      <w:startOverride w:val="1"/>
+    </w:lvlOverride>
+    <w:lvlOverride w:ilvl="7">
+      <w:startOverride w:val="1"/>
+    </w:lvlOverride>
+    <w:lvlOverride w:ilvl="8">
+      <w:startOverride w:val="1"/>
+    </w:lvlOverride>
   </w:num>
   <w:num w:numId="1004">
     <w:abstractNumId w:val="99411"/>
@@ -54528,6 +54757,12 @@
     </w:lvlOverride>
   </w:num>
   <w:num w:numId="1005">
+    <w:abstractNumId w:val="991"/>
+  </w:num>
+  <w:num w:numId="1006">
+    <w:abstractNumId w:val="991"/>
+  </w:num>
+  <w:num w:numId="1007">
     <w:abstractNumId w:val="99411"/>
     <w:lvlOverride w:ilvl="0">
       <w:startOverride w:val="1"/>
@@ -54557,13 +54792,10 @@
       <w:startOverride w:val="1"/>
     </w:lvlOverride>
   </w:num>
-  <w:num w:numId="1006">
+  <w:num w:numId="1008">
     <w:abstractNumId w:val="991"/>
   </w:num>
-  <w:num w:numId="1007">
-    <w:abstractNumId w:val="991"/>
-  </w:num>
-  <w:num w:numId="1008">
+  <w:num w:numId="1009">
     <w:abstractNumId w:val="99411"/>
     <w:lvlOverride w:ilvl="0">
       <w:startOverride w:val="1"/>
@@ -54593,10 +54825,40 @@
       <w:startOverride w:val="1"/>
     </w:lvlOverride>
   </w:num>
-  <w:num w:numId="1009">
+  <w:num w:numId="1010">
     <w:abstractNumId w:val="991"/>
   </w:num>
-  <w:num w:numId="1010">
+  <w:num w:numId="1011">
+    <w:abstractNumId w:val="99731"/>
+    <w:lvlOverride w:ilvl="0">
+      <w:startOverride w:val="1"/>
+    </w:lvlOverride>
+    <w:lvlOverride w:ilvl="1">
+      <w:startOverride w:val="1"/>
+    </w:lvlOverride>
+    <w:lvlOverride w:ilvl="2">
+      <w:startOverride w:val="1"/>
+    </w:lvlOverride>
+    <w:lvlOverride w:ilvl="3">
+      <w:startOverride w:val="1"/>
+    </w:lvlOverride>
+    <w:lvlOverride w:ilvl="4">
+      <w:startOverride w:val="1"/>
+    </w:lvlOverride>
+    <w:lvlOverride w:ilvl="5">
+      <w:startOverride w:val="1"/>
+    </w:lvlOverride>
+    <w:lvlOverride w:ilvl="6">
+      <w:startOverride w:val="1"/>
+    </w:lvlOverride>
+    <w:lvlOverride w:ilvl="7">
+      <w:startOverride w:val="1"/>
+    </w:lvlOverride>
+    <w:lvlOverride w:ilvl="8">
+      <w:startOverride w:val="1"/>
+    </w:lvlOverride>
+  </w:num>
+  <w:num w:numId="1012">
     <w:abstractNumId w:val="99411"/>
     <w:lvlOverride w:ilvl="0">
       <w:startOverride w:val="1"/>
@@ -54626,70 +54888,7 @@
       <w:startOverride w:val="1"/>
     </w:lvlOverride>
   </w:num>
-  <w:num w:numId="1011">
-    <w:abstractNumId w:val="991"/>
-  </w:num>
-  <w:num w:numId="1012">
-    <w:abstractNumId w:val="99731"/>
-    <w:lvlOverride w:ilvl="0">
-      <w:startOverride w:val="1"/>
-    </w:lvlOverride>
-    <w:lvlOverride w:ilvl="1">
-      <w:startOverride w:val="1"/>
-    </w:lvlOverride>
-    <w:lvlOverride w:ilvl="2">
-      <w:startOverride w:val="1"/>
-    </w:lvlOverride>
-    <w:lvlOverride w:ilvl="3">
-      <w:startOverride w:val="1"/>
-    </w:lvlOverride>
-    <w:lvlOverride w:ilvl="4">
-      <w:startOverride w:val="1"/>
-    </w:lvlOverride>
-    <w:lvlOverride w:ilvl="5">
-      <w:startOverride w:val="1"/>
-    </w:lvlOverride>
-    <w:lvlOverride w:ilvl="6">
-      <w:startOverride w:val="1"/>
-    </w:lvlOverride>
-    <w:lvlOverride w:ilvl="7">
-      <w:startOverride w:val="1"/>
-    </w:lvlOverride>
-    <w:lvlOverride w:ilvl="8">
-      <w:startOverride w:val="1"/>
-    </w:lvlOverride>
-  </w:num>
   <w:num w:numId="1013">
-    <w:abstractNumId w:val="99411"/>
-    <w:lvlOverride w:ilvl="0">
-      <w:startOverride w:val="1"/>
-    </w:lvlOverride>
-    <w:lvlOverride w:ilvl="1">
-      <w:startOverride w:val="1"/>
-    </w:lvlOverride>
-    <w:lvlOverride w:ilvl="2">
-      <w:startOverride w:val="1"/>
-    </w:lvlOverride>
-    <w:lvlOverride w:ilvl="3">
-      <w:startOverride w:val="1"/>
-    </w:lvlOverride>
-    <w:lvlOverride w:ilvl="4">
-      <w:startOverride w:val="1"/>
-    </w:lvlOverride>
-    <w:lvlOverride w:ilvl="5">
-      <w:startOverride w:val="1"/>
-    </w:lvlOverride>
-    <w:lvlOverride w:ilvl="6">
-      <w:startOverride w:val="1"/>
-    </w:lvlOverride>
-    <w:lvlOverride w:ilvl="7">
-      <w:startOverride w:val="1"/>
-    </w:lvlOverride>
-    <w:lvlOverride w:ilvl="8">
-      <w:startOverride w:val="1"/>
-    </w:lvlOverride>
-  </w:num>
-  <w:num w:numId="1014">
     <w:abstractNumId w:val="99732"/>
     <w:lvlOverride w:ilvl="0">
       <w:startOverride w:val="2"/>
@@ -54719,7 +54918,7 @@
       <w:startOverride w:val="2"/>
     </w:lvlOverride>
   </w:num>
-  <w:num w:numId="1015">
+  <w:num w:numId="1014">
     <w:abstractNumId w:val="99732"/>
     <w:lvlOverride w:ilvl="0">
       <w:startOverride w:val="2"/>

--- a/06-学生侧材料/讲义/3-物理化学/酸碱理论-超级充实版（自学完整）.docx
+++ b/06-学生侧材料/讲义/3-物理化学/酸碱理论-超级充实版（自学完整）.docx
@@ -1378,7 +1378,7 @@
         <w:rPr>
           <w:rFonts w:hint="eastAsia" w:ascii="Times New Roman" w:hAnsi="Times New Roman" w:eastAsia="FangSong" w:cs="Times New Roman"/>
         </w:rPr>
-        <w:t>有碱才有碱</w:t>
+        <w:t>有碱才有酸</w:t>
       </w:r>
       <w:r>
         <w:rPr>
@@ -2466,18 +2466,30 @@
               <w:jc w:val="center"/>
             </w:pPr>
             <m:oMath>
-              <m:r>
-                <m:t>H</m:t>
-              </m:r>
-              <m:r>
-                <m:rPr>
-                  <m:sty m:val="p"/>
-                </m:rPr>
-                <m:t>₃</m:t>
-              </m:r>
+              <m:sSub>
+                <m:e>
+                  <m:r>
+                    <m:rPr>
+                      <m:sty m:val="p"/>
+                    </m:rPr>
+                    <m:t>H</m:t>
+                  </m:r>
+                </m:e>
+                <m:sub>
+                  <m:r>
+                    <m:rPr>
+                      <m:sty m:val="p"/>
+                    </m:rPr>
+                    <m:t>3</m:t>
+                  </m:r>
+                </m:sub>
+              </m:sSub>
               <m:sSup>
                 <m:e>
                   <m:r>
+                    <m:rPr>
+                      <m:sty m:val="p"/>
+                    </m:rPr>
                     <m:t>O</m:t>
                   </m:r>
                 </m:e>
@@ -3832,40 +3844,33 @@
               <w:rPr>
                 <w:rFonts w:ascii="Times New Roman" w:hAnsi="Times New Roman" w:eastAsia="Times New Roman" w:cs="Times New Roman"/>
               </w:rPr>
-              <w:t>NH</w:t>
+              <w:t>HCl + H</w:t>
             </w:r>
             <w:r>
               <w:rPr>
                 <w:rFonts w:ascii="Times New Roman" w:hAnsi="Times New Roman" w:eastAsia="Times New Roman" w:cs="Times New Roman"/>
                 <w:vertAlign w:val="subscript"/>
               </w:rPr>
+              <w:t>2</w:t>
+            </w:r>
+            <w:r>
+              <w:rPr>
+                <w:rFonts w:ascii="Times New Roman" w:hAnsi="Times New Roman" w:eastAsia="Times New Roman" w:cs="Times New Roman"/>
+              </w:rPr>
+              <w:t>O → H</w:t>
+            </w:r>
+            <w:r>
+              <w:rPr>
+                <w:rFonts w:ascii="Times New Roman" w:hAnsi="Times New Roman" w:eastAsia="Times New Roman" w:cs="Times New Roman"/>
+                <w:vertAlign w:val="subscript"/>
+              </w:rPr>
               <w:t>3</w:t>
             </w:r>
             <w:r>
               <w:rPr>
                 <w:rFonts w:ascii="Times New Roman" w:hAnsi="Times New Roman" w:eastAsia="Times New Roman" w:cs="Times New Roman"/>
               </w:rPr>
-              <w:t xml:space="preserve"> + H</w:t>
-            </w:r>
-            <w:r>
-              <w:rPr>
-                <w:rFonts w:ascii="Times New Roman" w:hAnsi="Times New Roman" w:eastAsia="Times New Roman" w:cs="Times New Roman"/>
-                <w:vertAlign w:val="subscript"/>
-              </w:rPr>
-              <w:t>2</w:t>
-            </w:r>
-            <w:r>
-              <w:rPr>
-                <w:rFonts w:ascii="Times New Roman" w:hAnsi="Times New Roman" w:eastAsia="Times New Roman" w:cs="Times New Roman"/>
-              </w:rPr>
-              <w:t>O ← NH</w:t>
-            </w:r>
-            <w:r>
-              <w:rPr>
-                <w:rFonts w:ascii="Times New Roman" w:hAnsi="Times New Roman" w:eastAsia="Times New Roman" w:cs="Times New Roman"/>
-                <w:vertAlign w:val="subscript"/>
-              </w:rPr>
-              <w:t>4</w:t>
+              <w:t>O</w:t>
             </w:r>
             <w:r>
               <w:rPr>
@@ -3884,7 +3889,7 @@
               <w:rPr>
                 <w:rFonts w:hint="eastAsia" w:ascii="Times New Roman" w:hAnsi="Times New Roman" w:eastAsia="Times New Roman" w:cs="Times New Roman"/>
               </w:rPr>
-              <w:t>OH</w:t>
+              <w:t>Cl</w:t>
             </w:r>
             <w:r>
               <w:rPr>
@@ -4201,18 +4206,30 @@
               <w:t xml:space="preserve"> </w:t>
             </w:r>
             <m:oMath>
-              <m:r>
-                <m:t>H</m:t>
-              </m:r>
-              <m:r>
-                <m:rPr>
-                  <m:sty m:val="p"/>
-                </m:rPr>
-                <m:t>₃</m:t>
-              </m:r>
+              <m:sSub>
+                <m:e>
+                  <m:r>
+                    <m:rPr>
+                      <m:sty m:val="p"/>
+                    </m:rPr>
+                    <m:t>H</m:t>
+                  </m:r>
+                </m:e>
+                <m:sub>
+                  <m:r>
+                    <m:rPr>
+                      <m:sty m:val="p"/>
+                    </m:rPr>
+                    <m:t>3</m:t>
+                  </m:r>
+                </m:sub>
+              </m:sSub>
               <m:sSup>
                 <m:e>
                   <m:r>
+                    <m:rPr>
+                      <m:sty m:val="p"/>
+                    </m:rPr>
                     <m:t>O</m:t>
                   </m:r>
                 </m:e>
@@ -4646,18 +4663,30 @@
         <w:t xml:space="preserve"> </w:t>
       </w:r>
       <m:oMath>
-        <m:r>
-          <m:t>H</m:t>
-        </m:r>
-        <m:r>
-          <m:rPr>
-            <m:sty m:val="p"/>
-          </m:rPr>
-          <m:t>₃</m:t>
-        </m:r>
+        <m:sSub>
+          <m:e>
+            <m:r>
+              <m:rPr>
+                <m:sty m:val="p"/>
+              </m:rPr>
+              <m:t>H</m:t>
+            </m:r>
+          </m:e>
+          <m:sub>
+            <m:r>
+              <m:rPr>
+                <m:sty m:val="p"/>
+              </m:rPr>
+              <m:t>3</m:t>
+            </m:r>
+          </m:sub>
+        </m:sSub>
         <m:sSup>
           <m:e>
             <m:r>
+              <m:rPr>
+                <m:sty m:val="p"/>
+              </m:rPr>
               <m:t>O</m:t>
             </m:r>
           </m:e>
@@ -4714,18 +4743,30 @@
         <w:t xml:space="preserve"> </w:t>
       </w:r>
       <m:oMath>
-        <m:r>
-          <m:t>H</m:t>
-        </m:r>
-        <m:r>
-          <m:rPr>
-            <m:sty m:val="p"/>
-          </m:rPr>
-          <m:t>₃</m:t>
-        </m:r>
+        <m:sSub>
+          <m:e>
+            <m:r>
+              <m:rPr>
+                <m:sty m:val="p"/>
+              </m:rPr>
+              <m:t>H</m:t>
+            </m:r>
+          </m:e>
+          <m:sub>
+            <m:r>
+              <m:rPr>
+                <m:sty m:val="p"/>
+              </m:rPr>
+              <m:t>3</m:t>
+            </m:r>
+          </m:sub>
+        </m:sSub>
         <m:sSup>
           <m:e>
             <m:r>
+              <m:rPr>
+                <m:sty m:val="p"/>
+              </m:rPr>
               <m:t>O</m:t>
             </m:r>
           </m:e>
@@ -5201,18 +5242,30 @@
         <w:t xml:space="preserve"> </w:t>
       </w:r>
       <m:oMath>
-        <m:r>
-          <m:t>H</m:t>
-        </m:r>
-        <m:r>
-          <m:rPr>
-            <m:sty m:val="p"/>
-          </m:rPr>
-          <m:t>₃</m:t>
-        </m:r>
+        <m:sSub>
+          <m:e>
+            <m:r>
+              <m:rPr>
+                <m:sty m:val="p"/>
+              </m:rPr>
+              <m:t>H</m:t>
+            </m:r>
+          </m:e>
+          <m:sub>
+            <m:r>
+              <m:rPr>
+                <m:sty m:val="p"/>
+              </m:rPr>
+              <m:t>3</m:t>
+            </m:r>
+          </m:sub>
+        </m:sSub>
         <m:sSup>
           <m:e>
             <m:r>
+              <m:rPr>
+                <m:sty m:val="p"/>
+              </m:rPr>
               <m:t>O</m:t>
             </m:r>
           </m:e>
@@ -9106,16 +9159,10 @@
               <m:t>−</m:t>
             </m:r>
             <m:r>
-              <m:t>1</m:t>
+              <m:t>14</m:t>
             </m:r>
           </m:sup>
         </m:sSup>
-        <m:r>
-          <m:rPr>
-            <m:sty m:val="p"/>
-          </m:rPr>
-          <m:t>⁴</m:t>
-        </m:r>
       </m:oMath>
       <w:r>
         <w:rPr>
@@ -11947,48 +11994,52 @@
       <w:r>
         <w:rPr>
           <w:rFonts w:hint="eastAsia" w:ascii="Times New Roman" w:hAnsi="Times New Roman" w:eastAsia="Times New Roman" w:cs="Times New Roman"/>
-        </w:rPr>
-        <w:t>**37°C（</w:t>
-      </w:r>
-      <w:r>
-        <w:rPr>
-          <w:rFonts w:hint="eastAsia" w:ascii="Times New Roman" w:hAnsi="Times New Roman" w:eastAsia="FangSong" w:cs="Times New Roman"/>
+          <w:b/>
+          <w:bCs/>
+        </w:rPr>
+        <w:t>37°C（</w:t>
+      </w:r>
+      <w:r>
+        <w:rPr>
+          <w:rFonts w:hint="eastAsia" w:ascii="Times New Roman" w:hAnsi="Times New Roman" w:eastAsia="FangSong" w:cs="Times New Roman"/>
+          <w:b/>
+          <w:bCs/>
         </w:rPr>
         <w:t>体温</w:t>
       </w:r>
       <w:r>
         <w:rPr>
           <w:rFonts w:hint="eastAsia" w:ascii="Times New Roman" w:hAnsi="Times New Roman" w:eastAsia="Times New Roman" w:cs="Times New Roman"/>
+          <w:b/>
+          <w:bCs/>
         </w:rPr>
         <w:t>）</w:t>
       </w:r>
       <w:r>
         <w:rPr>
           <w:rFonts w:hint="eastAsia" w:ascii="Times New Roman" w:hAnsi="Times New Roman" w:eastAsia="FangSong" w:cs="Times New Roman"/>
+          <w:b/>
+          <w:bCs/>
         </w:rPr>
         <w:t>时</w:t>
       </w:r>
       <w:r>
         <w:rPr>
           <w:rFonts w:ascii="Times New Roman" w:hAnsi="Times New Roman" w:eastAsia="Times New Roman" w:cs="Times New Roman"/>
+          <w:b/>
+          <w:bCs/>
         </w:rPr>
         <w:t xml:space="preserve"> Kw = 2.42 ×</w:t>
       </w:r>
       <w:r>
         <w:rPr>
           <w:rFonts w:ascii="Times New Roman" w:hAnsi="Times New Roman" w:eastAsia="Times New Roman" w:cs="Times New Roman"/>
+          <w:b/>
+          <w:bCs/>
         </w:rPr>
         <w:t xml:space="preserve"> </w:t>
       </w:r>
       <m:oMath>
-        <m:oMathPr>
-          <m:ctrlPr>
-            <w:rPr>
-              <w:sz w:val="28"/>
-              <w:szCs w:val="28"/>
-            </w:rPr>
-          </m:ctrlPr>
-        </m:oMathPr>
         <m:sSup>
           <m:e>
             <m:r>
@@ -12007,18 +12058,6 @@
             </m:r>
           </m:sup>
         </m:sSup>
-        <m:r>
-          <m:rPr>
-            <m:sty m:val="p"/>
-          </m:rPr>
-          <m:t>*</m:t>
-        </m:r>
-        <m:r>
-          <m:rPr>
-            <m:sty m:val="p"/>
-          </m:rPr>
-          <m:t>*</m:t>
-        </m:r>
       </m:oMath>
       <w:r>
         <w:rPr>
@@ -12217,18 +12256,30 @@
         <w:t xml:space="preserve"> [</w:t>
       </w:r>
       <m:oMath>
-        <m:r>
-          <m:t>H</m:t>
-        </m:r>
-        <m:r>
-          <m:rPr>
-            <m:sty m:val="p"/>
-          </m:rPr>
-          <m:t>₃</m:t>
-        </m:r>
+        <m:sSub>
+          <m:e>
+            <m:r>
+              <m:rPr>
+                <m:sty m:val="p"/>
+              </m:rPr>
+              <m:t>H</m:t>
+            </m:r>
+          </m:e>
+          <m:sub>
+            <m:r>
+              <m:rPr>
+                <m:sty m:val="p"/>
+              </m:rPr>
+              <m:t>3</m:t>
+            </m:r>
+          </m:sub>
+        </m:sSub>
         <m:sSup>
           <m:e>
             <m:r>
+              <m:rPr>
+                <m:sty m:val="p"/>
+              </m:rPr>
               <m:t>O</m:t>
             </m:r>
           </m:e>
@@ -12291,18 +12342,30 @@
               <w:t xml:space="preserve">[</w:t>
             </w:r>
             <m:oMath>
-              <m:r>
-                <m:t>H</m:t>
-              </m:r>
-              <m:r>
-                <m:rPr>
-                  <m:sty m:val="p"/>
-                </m:rPr>
-                <m:t>₃</m:t>
-              </m:r>
+              <m:sSub>
+                <m:e>
+                  <m:r>
+                    <m:rPr>
+                      <m:sty m:val="p"/>
+                    </m:rPr>
+                    <m:t>H</m:t>
+                  </m:r>
+                </m:e>
+                <m:sub>
+                  <m:r>
+                    <m:rPr>
+                      <m:sty m:val="p"/>
+                    </m:rPr>
+                    <m:t>3</m:t>
+                  </m:r>
+                </m:sub>
+              </m:sSub>
               <m:sSup>
                 <m:e>
                   <m:r>
+                    <m:rPr>
+                      <m:sty m:val="p"/>
+                    </m:rPr>
                     <m:t>O</m:t>
                   </m:r>
                 </m:e>
@@ -17366,17 +17429,23 @@
           </m:sup>
         </m:sSup>
         <m:r>
-          <m:t> </m:t>
-        </m:r>
-        <m:r>
-          <m:t>10</m:t>
-        </m:r>
-        <m:r>
           <m:rPr>
             <m:sty m:val="p"/>
           </m:rPr>
-          <m:t>⁵</m:t>
+          <m:t>∼</m:t>
         </m:r>
+        <m:sSup>
+          <m:e>
+            <m:r>
+              <m:t>10</m:t>
+            </m:r>
+          </m:e>
+          <m:sup>
+            <m:r>
+              <m:t>5</m:t>
+            </m:r>
+          </m:sup>
+        </m:sSup>
       </m:oMath>
       <w:r>
         <w:rPr>
@@ -42936,13 +43005,37 @@
         <w:rPr>
           <w:rFonts w:hint="eastAsia" w:ascii="Times New Roman" w:hAnsi="Times New Roman" w:eastAsia="FangSong" w:cs="Times New Roman"/>
         </w:rPr>
-        <w:t>都是弱酸</w:t>
-      </w:r>
-      <w:r>
-        <w:rPr>
-          <w:rFonts w:hint="eastAsia" w:ascii="Times New Roman" w:hAnsi="Times New Roman" w:eastAsia="Times New Roman" w:cs="Times New Roman"/>
-        </w:rPr>
-        <w:t>。</w:t>
+        <w:t>都表现为强酸</w:t>
+      </w:r>
+      <w:r>
+        <w:rPr>
+          <w:rFonts w:hint="eastAsia" w:ascii="Times New Roman" w:hAnsi="Times New Roman" w:eastAsia="Times New Roman" w:cs="Times New Roman"/>
+        </w:rPr>
+        <w:t>（</w:t>
+      </w:r>
+      <w:r>
+        <w:rPr>
+          <w:rFonts w:hint="eastAsia" w:ascii="Times New Roman" w:hAnsi="Times New Roman" w:eastAsia="FangSong" w:cs="Times New Roman"/>
+        </w:rPr>
+        <w:t>被</w:t>
+      </w:r>
+      <w:r>
+        <w:rPr>
+          <w:rFonts w:hint="eastAsia" w:ascii="Times New Roman" w:hAnsi="Times New Roman" w:eastAsia="Times New Roman" w:cs="Times New Roman"/>
+        </w:rPr>
+        <w:t>”</w:t>
+      </w:r>
+      <w:r>
+        <w:rPr>
+          <w:rFonts w:hint="eastAsia" w:ascii="Times New Roman" w:hAnsi="Times New Roman" w:eastAsia="FangSong" w:cs="Times New Roman"/>
+        </w:rPr>
+        <w:t>拉平</w:t>
+      </w:r>
+      <w:r>
+        <w:rPr>
+          <w:rFonts w:hint="eastAsia" w:ascii="Times New Roman" w:hAnsi="Times New Roman" w:eastAsia="Times New Roman" w:cs="Times New Roman"/>
+        </w:rPr>
+        <w:t>”）。</w:t>
       </w:r>
       <w:r>
         <w:rPr>
@@ -46350,18 +46443,30 @@
         <w:t xml:space="preserve"> </w:t>
       </w:r>
       <m:oMath>
-        <m:r>
-          <m:t>H</m:t>
-        </m:r>
-        <m:r>
-          <m:rPr>
-            <m:sty m:val="p"/>
-          </m:rPr>
-          <m:t>₃</m:t>
-        </m:r>
+        <m:sSub>
+          <m:e>
+            <m:r>
+              <m:rPr>
+                <m:sty m:val="p"/>
+              </m:rPr>
+              <m:t>H</m:t>
+            </m:r>
+          </m:e>
+          <m:sub>
+            <m:r>
+              <m:rPr>
+                <m:sty m:val="p"/>
+              </m:rPr>
+              <m:t>3</m:t>
+            </m:r>
+          </m:sub>
+        </m:sSub>
         <m:sSup>
           <m:e>
             <m:r>
+              <m:rPr>
+                <m:sty m:val="p"/>
+              </m:rPr>
               <m:t>O</m:t>
             </m:r>
           </m:e>
@@ -49768,17 +49873,154 @@
         <w:rPr>
           <w:rFonts w:hint="eastAsia" w:ascii="Times New Roman" w:hAnsi="Times New Roman" w:eastAsia="Times New Roman" w:cs="Times New Roman"/>
         </w:rPr>
-        <w:t>，NH</w:t>
+        <w:t>，</w:t>
+      </w:r>
+      <w:r>
+        <w:rPr>
+          <w:rFonts w:hint="eastAsia" w:ascii="Times New Roman" w:hAnsi="Times New Roman" w:eastAsia="FangSong" w:cs="Times New Roman"/>
+        </w:rPr>
+        <w:t>溶剂的共轭酸是</w:t>
+      </w:r>
+      <w:r>
+        <w:rPr>
+          <w:rFonts w:ascii="Times New Roman" w:hAnsi="Times New Roman" w:eastAsia="Times New Roman" w:cs="Times New Roman"/>
+        </w:rPr>
+        <w:t xml:space="preserve"> </w:t>
+      </w:r>
+      <w:r>
+        <w:rPr>
+          <w:rFonts w:hint="eastAsia" w:ascii="Times New Roman" w:hAnsi="Times New Roman" w:eastAsia="Times New Roman" w:cs="Times New Roman"/>
+        </w:rPr>
+        <w:t>NH</w:t>
       </w:r>
       <w:r>
         <w:rPr>
           <w:rFonts w:hint="eastAsia" w:ascii="Times New Roman" w:hAnsi="Times New Roman" w:eastAsia="Times New Roman" w:cs="Times New Roman"/>
           <w:vertAlign w:val="subscript"/>
         </w:rPr>
+        <w:t>4</w:t>
+      </w:r>
+      <w:r>
+        <w:rPr>
+          <w:rFonts w:hint="eastAsia" w:ascii="Times New Roman" w:hAnsi="Times New Roman" w:eastAsia="Times New Roman" w:cs="Times New Roman"/>
+          <w:vertAlign w:val="superscript"/>
+        </w:rPr>
+        <w:t>+</w:t>
+      </w:r>
+      <w:r>
+        <w:rPr>
+          <w:rFonts w:hint="eastAsia" w:ascii="Times New Roman" w:hAnsi="Times New Roman" w:eastAsia="Times New Roman" w:cs="Times New Roman"/>
+        </w:rPr>
+        <w:t>（pKa</w:t>
+      </w:r>
+      <w:r>
+        <w:rPr>
+          <w:rFonts w:ascii="Times New Roman" w:hAnsi="Times New Roman" w:eastAsia="Times New Roman" w:cs="Times New Roman"/>
+        </w:rPr>
+        <w:t xml:space="preserve"> ≈ </w:t>
+      </w:r>
+      <w:r>
+        <w:rPr>
+          <w:rFonts w:hint="eastAsia" w:ascii="Times New Roman" w:hAnsi="Times New Roman" w:eastAsia="Times New Roman" w:cs="Times New Roman"/>
+        </w:rPr>
+        <w:t>9.25），</w:t>
+      </w:r>
+      <w:r>
+        <w:rPr>
+          <w:rFonts w:hint="eastAsia" w:ascii="Times New Roman" w:hAnsi="Times New Roman" w:eastAsia="FangSong" w:cs="Times New Roman"/>
+        </w:rPr>
+        <w:t>比水溶液中的</w:t>
+      </w:r>
+      <w:r>
+        <w:rPr>
+          <w:rFonts w:ascii="Times New Roman" w:hAnsi="Times New Roman" w:eastAsia="Times New Roman" w:cs="Times New Roman"/>
+        </w:rPr>
+        <w:t xml:space="preserve"> </w:t>
+      </w:r>
+      <w:r>
+        <w:rPr>
+          <w:rFonts w:hint="eastAsia" w:ascii="Times New Roman" w:hAnsi="Times New Roman" w:eastAsia="Times New Roman" w:cs="Times New Roman"/>
+        </w:rPr>
+        <w:t>H</w:t>
+      </w:r>
+      <w:r>
+        <w:rPr>
+          <w:rFonts w:hint="eastAsia" w:ascii="Times New Roman" w:hAnsi="Times New Roman" w:eastAsia="Times New Roman" w:cs="Times New Roman"/>
+          <w:vertAlign w:val="subscript"/>
+        </w:rPr>
         <w:t>3</w:t>
       </w:r>
       <w:r>
         <w:rPr>
+          <w:rFonts w:hint="eastAsia" w:ascii="Times New Roman" w:hAnsi="Times New Roman" w:eastAsia="Times New Roman" w:cs="Times New Roman"/>
+        </w:rPr>
+        <w:t>O</w:t>
+      </w:r>
+      <w:r>
+        <w:rPr>
+          <w:rFonts w:hint="eastAsia" w:ascii="Times New Roman" w:hAnsi="Times New Roman" w:eastAsia="Times New Roman" w:cs="Times New Roman"/>
+          <w:vertAlign w:val="superscript"/>
+        </w:rPr>
+        <w:t>+</w:t>
+      </w:r>
+      <w:r>
+        <w:rPr>
+          <w:rFonts w:hint="eastAsia" w:ascii="Times New Roman" w:hAnsi="Times New Roman" w:eastAsia="Times New Roman" w:cs="Times New Roman"/>
+        </w:rPr>
+        <w:t>（pKa</w:t>
+      </w:r>
+      <w:r>
+        <w:rPr>
+          <w:rFonts w:ascii="Times New Roman" w:hAnsi="Times New Roman" w:eastAsia="Times New Roman" w:cs="Times New Roman"/>
+        </w:rPr>
+        <w:t xml:space="preserve"> ≈ </w:t>
+      </w:r>
+      <w:r>
+        <w:rPr>
+          <w:rFonts w:hint="eastAsia" w:ascii="Times New Roman" w:hAnsi="Times New Roman" w:eastAsia="Times New Roman" w:cs="Times New Roman"/>
+        </w:rPr>
+        <w:t>0）</w:t>
+      </w:r>
+      <w:r>
+        <w:rPr>
+          <w:rFonts w:hint="eastAsia" w:ascii="Times New Roman" w:hAnsi="Times New Roman" w:eastAsia="FangSong" w:cs="Times New Roman"/>
+        </w:rPr>
+        <w:t>弱得多</w:t>
+      </w:r>
+      <w:r>
+        <w:rPr>
+          <w:rFonts w:hint="eastAsia" w:ascii="Times New Roman" w:hAnsi="Times New Roman" w:eastAsia="Times New Roman" w:cs="Times New Roman"/>
+        </w:rPr>
+        <w:t>。</w:t>
+      </w:r>
+      <w:r>
+        <w:rPr>
+          <w:rFonts w:hint="eastAsia" w:ascii="Times New Roman" w:hAnsi="Times New Roman" w:eastAsia="FangSong" w:cs="Times New Roman"/>
+        </w:rPr>
+        <w:t>凡是酸性明显强于</w:t>
+      </w:r>
+      <w:r>
+        <w:rPr>
+          <w:rFonts w:ascii="Times New Roman" w:hAnsi="Times New Roman" w:eastAsia="Times New Roman" w:cs="Times New Roman"/>
+        </w:rPr>
+        <w:t xml:space="preserve"> NH</w:t>
+      </w:r>
+      <w:r>
+        <w:rPr>
+          <w:rFonts w:ascii="Times New Roman" w:hAnsi="Times New Roman" w:eastAsia="Times New Roman" w:cs="Times New Roman"/>
+          <w:vertAlign w:val="subscript"/>
+        </w:rPr>
+        <w:t>4</w:t>
+      </w:r>
+      <w:r>
+        <w:rPr>
+          <w:rFonts w:ascii="Times New Roman" w:hAnsi="Times New Roman" w:eastAsia="Times New Roman" w:cs="Times New Roman"/>
+          <w:vertAlign w:val="superscript"/>
+        </w:rPr>
+        <w:t>+</w:t>
+      </w:r>
+      <w:r>
+        <w:rPr>
           <w:rFonts w:ascii="Times New Roman" w:hAnsi="Times New Roman" w:eastAsia="Times New Roman" w:cs="Times New Roman"/>
         </w:rPr>
         <w:t xml:space="preserve"> </w:t>
@@ -49787,13 +50029,19 @@
         <w:rPr>
           <w:rFonts w:hint="eastAsia" w:ascii="Times New Roman" w:hAnsi="Times New Roman" w:eastAsia="FangSong" w:cs="Times New Roman"/>
         </w:rPr>
-        <w:t>是溶剂</w:t>
-      </w:r>
-      <w:r>
-        <w:rPr>
-          <w:rFonts w:hint="eastAsia" w:ascii="Times New Roman" w:hAnsi="Times New Roman" w:eastAsia="Times New Roman" w:cs="Times New Roman"/>
-        </w:rPr>
-        <w:t>。HCl</w:t>
+        <w:t>的酸</w:t>
+      </w:r>
+      <w:r>
+        <w:rPr>
+          <w:rFonts w:hint="eastAsia" w:ascii="Times New Roman" w:hAnsi="Times New Roman" w:eastAsia="Times New Roman" w:cs="Times New Roman"/>
+        </w:rPr>
+        <w:t>——</w:t>
+      </w:r>
+      <w:r>
+        <w:rPr>
+          <w:rFonts w:hint="eastAsia" w:ascii="Times New Roman" w:hAnsi="Times New Roman" w:eastAsia="FangSong" w:cs="Times New Roman"/>
+        </w:rPr>
+        <w:t>不仅</w:t>
       </w:r>
       <w:r>
         <w:rPr>
@@ -49803,21 +50051,97 @@
       </w:r>
       <w:r>
         <w:rPr>
-          <w:rFonts w:hint="eastAsia" w:ascii="Times New Roman" w:hAnsi="Times New Roman" w:eastAsia="FangSong" w:cs="Times New Roman"/>
-        </w:rPr>
-        <w:t xml:space="preserve">和</w:t>
-      </w:r>
-      <w:r>
-        <w:rPr>
-          <w:rFonts w:ascii="Times New Roman" w:hAnsi="Times New Roman" w:eastAsia="Times New Roman" w:cs="Times New Roman"/>
-        </w:rPr>
-        <w:t xml:space="preserve"> HAc </w:t>
-      </w:r>
-      <w:r>
-        <w:rPr>
-          <w:rFonts w:hint="eastAsia" w:ascii="Times New Roman" w:hAnsi="Times New Roman" w:eastAsia="FangSong" w:cs="Times New Roman"/>
-        </w:rPr>
-        <w:t xml:space="preserve">都能把质子转移给</w:t>
+          <w:rFonts w:hint="eastAsia" w:ascii="Times New Roman" w:hAnsi="Times New Roman" w:eastAsia="Times New Roman" w:cs="Times New Roman"/>
+        </w:rPr>
+        <w:t>HCl，</w:t>
+      </w:r>
+      <w:r>
+        <w:rPr>
+          <w:rFonts w:hint="eastAsia" w:ascii="Times New Roman" w:hAnsi="Times New Roman" w:eastAsia="FangSong" w:cs="Times New Roman"/>
+        </w:rPr>
+        <w:t>连在水中的弱酸</w:t>
+      </w:r>
+      <w:r>
+        <w:rPr>
+          <w:rFonts w:ascii="Times New Roman" w:hAnsi="Times New Roman" w:eastAsia="Times New Roman" w:cs="Times New Roman"/>
+        </w:rPr>
+        <w:t xml:space="preserve"> </w:t>
+      </w:r>
+      <w:r>
+        <w:rPr>
+          <w:rFonts w:hint="eastAsia" w:ascii="Times New Roman" w:hAnsi="Times New Roman" w:eastAsia="Times New Roman" w:cs="Times New Roman"/>
+        </w:rPr>
+        <w:t xml:space="preserve">HAc（pKa</w:t>
+      </w:r>
+      <w:r>
+        <w:rPr>
+          <w:rFonts w:ascii="Times New Roman" w:hAnsi="Times New Roman" w:eastAsia="Times New Roman" w:cs="Times New Roman"/>
+        </w:rPr>
+        <w:t xml:space="preserve"> </w:t>
+      </w:r>
+      <w:r>
+        <w:rPr>
+          <w:rFonts w:hint="eastAsia" w:ascii="Times New Roman" w:hAnsi="Times New Roman" w:eastAsia="Times New Roman" w:cs="Times New Roman"/>
+        </w:rPr>
+        <w:t>4.76）</w:t>
+      </w:r>
+      <w:r>
+        <w:rPr>
+          <w:rFonts w:hint="eastAsia" w:ascii="Times New Roman" w:hAnsi="Times New Roman" w:eastAsia="FangSong" w:cs="Times New Roman"/>
+        </w:rPr>
+        <w:t>也远强于</w:t>
+      </w:r>
+      <w:r>
+        <w:rPr>
+          <w:rFonts w:ascii="Times New Roman" w:hAnsi="Times New Roman" w:eastAsia="Times New Roman" w:cs="Times New Roman"/>
+        </w:rPr>
+        <w:t xml:space="preserve"> </w:t>
+      </w:r>
+      <w:r>
+        <w:rPr>
+          <w:rFonts w:hint="eastAsia" w:ascii="Times New Roman" w:hAnsi="Times New Roman" w:eastAsia="Times New Roman" w:cs="Times New Roman"/>
+        </w:rPr>
+        <w:t>NH</w:t>
+      </w:r>
+      <w:r>
+        <w:rPr>
+          <w:rFonts w:hint="eastAsia" w:ascii="Times New Roman" w:hAnsi="Times New Roman" w:eastAsia="Times New Roman" w:cs="Times New Roman"/>
+          <w:vertAlign w:val="subscript"/>
+        </w:rPr>
+        <w:t>4</w:t>
+      </w:r>
+      <w:r>
+        <w:rPr>
+          <w:rFonts w:hint="eastAsia" w:ascii="Times New Roman" w:hAnsi="Times New Roman" w:eastAsia="Times New Roman" w:cs="Times New Roman"/>
+          <w:vertAlign w:val="superscript"/>
+        </w:rPr>
+        <w:t>+</w:t>
+      </w:r>
+      <w:r>
+        <w:rPr>
+          <w:rFonts w:hint="eastAsia" w:ascii="Times New Roman" w:hAnsi="Times New Roman" w:eastAsia="Times New Roman" w:cs="Times New Roman"/>
+        </w:rPr>
+        <w:t>——</w:t>
+      </w:r>
+      <w:r>
+        <w:rPr>
+          <w:rFonts w:hint="eastAsia" w:ascii="Times New Roman" w:hAnsi="Times New Roman" w:eastAsia="FangSong" w:cs="Times New Roman"/>
+        </w:rPr>
+        <w:t>都会把质子</w:t>
+      </w:r>
+      <w:r>
+        <w:rPr>
+          <w:rFonts w:hint="eastAsia" w:ascii="Times New Roman" w:hAnsi="Times New Roman" w:eastAsia="FangSong" w:cs="Times New Roman"/>
+          <w:b/>
+          <w:bCs/>
+        </w:rPr>
+        <w:t xml:space="preserve">完全</w:t>
+      </w:r>
+      <w:r>
+        <w:rPr>
+          <w:rFonts w:hint="eastAsia" w:ascii="Times New Roman" w:hAnsi="Times New Roman" w:eastAsia="FangSong" w:cs="Times New Roman"/>
+        </w:rPr>
+        <w:t xml:space="preserve">转移给</w:t>
       </w:r>
       <w:r>
         <w:rPr>
@@ -49850,31 +50174,26 @@
         </w:rPr>
         <w:t xml:space="preserve"> </w:t>
       </w:r>
-      <m:oMath>
-        <m:r>
-          <m:t>N</m:t>
-        </m:r>
-        <m:sSubSup>
-          <m:e>
-            <m:r>
-              <m:t>H</m:t>
-            </m:r>
-          </m:e>
-          <m:sub>
-            <m:r>
-              <m:t>4</m:t>
-            </m:r>
-          </m:sub>
-          <m:sup>
-            <m:r>
-              <m:rPr>
-                <m:sty m:val="p"/>
-              </m:rPr>
-              <m:t>+</m:t>
-            </m:r>
-          </m:sup>
-        </m:sSubSup>
-      </m:oMath>
+      <w:r>
+        <w:rPr>
+          <w:rFonts w:hint="eastAsia" w:ascii="Times New Roman" w:hAnsi="Times New Roman" w:eastAsia="Times New Roman" w:cs="Times New Roman"/>
+        </w:rPr>
+        <w:t>NH</w:t>
+      </w:r>
+      <w:r>
+        <w:rPr>
+          <w:rFonts w:hint="eastAsia" w:ascii="Times New Roman" w:hAnsi="Times New Roman" w:eastAsia="Times New Roman" w:cs="Times New Roman"/>
+          <w:vertAlign w:val="subscript"/>
+        </w:rPr>
+        <w:t>4</w:t>
+      </w:r>
+      <w:r>
+        <w:rPr>
+          <w:rFonts w:hint="eastAsia" w:ascii="Times New Roman" w:hAnsi="Times New Roman" w:eastAsia="Times New Roman" w:cs="Times New Roman"/>
+          <w:vertAlign w:val="superscript"/>
+        </w:rPr>
+        <w:t>+</w:t>
+      </w:r>
       <w:r>
         <w:rPr>
           <w:rFonts w:hint="eastAsia" w:ascii="Times New Roman" w:hAnsi="Times New Roman" w:eastAsia="Times New Roman" w:cs="Times New Roman"/>
@@ -49885,7 +50204,31 @@
         <w:rPr>
           <w:rFonts w:hint="eastAsia" w:ascii="Times New Roman" w:hAnsi="Times New Roman" w:eastAsia="FangSong" w:cs="Times New Roman"/>
         </w:rPr>
-        <w:t>但</w:t>
+        <w:t>即被</w:t>
+      </w:r>
+      <w:r>
+        <w:rPr>
+          <w:rFonts w:hint="eastAsia" w:ascii="Times New Roman" w:hAnsi="Times New Roman" w:eastAsia="Times New Roman" w:cs="Times New Roman"/>
+        </w:rPr>
+        <w:t>”</w:t>
+      </w:r>
+      <w:r>
+        <w:rPr>
+          <w:rFonts w:hint="eastAsia" w:ascii="Times New Roman" w:hAnsi="Times New Roman" w:eastAsia="FangSong" w:cs="Times New Roman"/>
+        </w:rPr>
+        <w:t>拉平</w:t>
+      </w:r>
+      <w:r>
+        <w:rPr>
+          <w:rFonts w:hint="eastAsia" w:ascii="Times New Roman" w:hAnsi="Times New Roman" w:eastAsia="Times New Roman" w:cs="Times New Roman"/>
+        </w:rPr>
+        <w:t>”</w:t>
+      </w:r>
+      <w:r>
+        <w:rPr>
+          <w:rFonts w:hint="eastAsia" w:ascii="Times New Roman" w:hAnsi="Times New Roman" w:eastAsia="FangSong" w:cs="Times New Roman"/>
+        </w:rPr>
+        <w:t>到</w:t>
       </w:r>
       <w:r>
         <w:rPr>
@@ -49898,6 +50241,50 @@
           <w:rFonts w:ascii="Times New Roman" w:hAnsi="Times New Roman" w:eastAsia="Times New Roman" w:cs="Times New Roman"/>
           <w:vertAlign w:val="subscript"/>
         </w:rPr>
+        <w:t>4</w:t>
+      </w:r>
+      <w:r>
+        <w:rPr>
+          <w:rFonts w:ascii="Times New Roman" w:hAnsi="Times New Roman" w:eastAsia="Times New Roman" w:cs="Times New Roman"/>
+          <w:vertAlign w:val="superscript"/>
+        </w:rPr>
+        <w:t>+</w:t>
+      </w:r>
+      <w:r>
+        <w:rPr>
+          <w:rFonts w:ascii="Times New Roman" w:hAnsi="Times New Roman" w:eastAsia="Times New Roman" w:cs="Times New Roman"/>
+        </w:rPr>
+        <w:t xml:space="preserve"> </w:t>
+      </w:r>
+      <w:r>
+        <w:rPr>
+          <w:rFonts w:hint="eastAsia" w:ascii="Times New Roman" w:hAnsi="Times New Roman" w:eastAsia="FangSong" w:cs="Times New Roman"/>
+        </w:rPr>
+        <w:t>的水平</w:t>
+      </w:r>
+      <w:r>
+        <w:rPr>
+          <w:rFonts w:hint="eastAsia" w:ascii="Times New Roman" w:hAnsi="Times New Roman" w:eastAsia="Times New Roman" w:cs="Times New Roman"/>
+        </w:rPr>
+        <w:t>，</w:t>
+      </w:r>
+      <w:r>
+        <w:rPr>
+          <w:rFonts w:hint="eastAsia" w:ascii="Times New Roman" w:hAnsi="Times New Roman" w:eastAsia="FangSong" w:cs="Times New Roman"/>
+        </w:rPr>
+        <w:t>因此都表现为强酸</w:t>
+      </w:r>
+      <w:r>
+        <w:rPr>
+          <w:rFonts w:hint="eastAsia" w:ascii="Times New Roman" w:hAnsi="Times New Roman" w:eastAsia="Times New Roman" w:cs="Times New Roman"/>
+        </w:rPr>
+        <w:t>。NH</w:t>
+      </w:r>
+      <w:r>
+        <w:rPr>
+          <w:rFonts w:hint="eastAsia" w:ascii="Times New Roman" w:hAnsi="Times New Roman" w:eastAsia="Times New Roman" w:cs="Times New Roman"/>
+          <w:vertAlign w:val="subscript"/>
+        </w:rPr>
         <w:t>3</w:t>
       </w:r>
       <w:r>
@@ -49910,7 +50297,7 @@
         <w:rPr>
           <w:rFonts w:hint="eastAsia" w:ascii="Times New Roman" w:hAnsi="Times New Roman" w:eastAsia="FangSong" w:cs="Times New Roman"/>
         </w:rPr>
-        <w:t xml:space="preserve">的碱性不如</w:t>
+        <w:t xml:space="preserve">的碱性比</w:t>
       </w:r>
       <w:r>
         <w:rPr>
@@ -49959,19 +50346,55 @@
         <w:rPr>
           <w:rFonts w:hint="eastAsia" w:ascii="Times New Roman" w:hAnsi="Times New Roman" w:eastAsia="FangSong" w:cs="Times New Roman"/>
         </w:rPr>
-        <w:t>所以两种酸都只部分电离</w:t>
-      </w:r>
-      <w:r>
-        <w:rPr>
-          <w:rFonts w:hint="eastAsia" w:ascii="Times New Roman" w:hAnsi="Times New Roman" w:eastAsia="Times New Roman" w:cs="Times New Roman"/>
-        </w:rPr>
-        <w:t>，</w:t>
-      </w:r>
-      <w:r>
-        <w:rPr>
-          <w:rFonts w:hint="eastAsia" w:ascii="Times New Roman" w:hAnsi="Times New Roman" w:eastAsia="FangSong" w:cs="Times New Roman"/>
-        </w:rPr>
-        <w:t>表现为弱酸</w:t>
+        <w:t>拉平范围比水更宽</w:t>
+      </w:r>
+      <w:r>
+        <w:rPr>
+          <w:rFonts w:hint="eastAsia" w:ascii="Times New Roman" w:hAnsi="Times New Roman" w:eastAsia="Times New Roman" w:cs="Times New Roman"/>
+        </w:rPr>
+        <w:t>——</w:t>
+      </w:r>
+      <w:r>
+        <w:rPr>
+          <w:rFonts w:hint="eastAsia" w:ascii="Times New Roman" w:hAnsi="Times New Roman" w:eastAsia="FangSong" w:cs="Times New Roman"/>
+        </w:rPr>
+        <w:t>这正是</w:t>
+      </w:r>
+      <w:r>
+        <w:rPr>
+          <w:rFonts w:hint="eastAsia" w:ascii="Times New Roman" w:hAnsi="Times New Roman" w:eastAsia="Times New Roman" w:cs="Times New Roman"/>
+        </w:rPr>
+        <w:t>”</w:t>
+      </w:r>
+      <w:r>
+        <w:rPr>
+          <w:rFonts w:hint="eastAsia" w:ascii="Times New Roman" w:hAnsi="Times New Roman" w:eastAsia="FangSong" w:cs="Times New Roman"/>
+        </w:rPr>
+        <w:t>溶剂碱性越强</w:t>
+      </w:r>
+      <w:r>
+        <w:rPr>
+          <w:rFonts w:hint="eastAsia" w:ascii="Times New Roman" w:hAnsi="Times New Roman" w:eastAsia="Times New Roman" w:cs="Times New Roman"/>
+        </w:rPr>
+        <w:t>、</w:t>
+      </w:r>
+      <w:r>
+        <w:rPr>
+          <w:rFonts w:hint="eastAsia" w:ascii="Times New Roman" w:hAnsi="Times New Roman" w:eastAsia="FangSong" w:cs="Times New Roman"/>
+        </w:rPr>
+        <w:t>能区分的酸越少</w:t>
+      </w:r>
+      <w:r>
+        <w:rPr>
+          <w:rFonts w:hint="eastAsia" w:ascii="Times New Roman" w:hAnsi="Times New Roman" w:eastAsia="Times New Roman" w:cs="Times New Roman"/>
+        </w:rPr>
+        <w:t>”</w:t>
+      </w:r>
+      <w:r>
+        <w:rPr>
+          <w:rFonts w:hint="eastAsia" w:ascii="Times New Roman" w:hAnsi="Times New Roman" w:eastAsia="FangSong" w:cs="Times New Roman"/>
+        </w:rPr>
+        <w:t>的体现</w:t>
       </w:r>
       <w:r>
         <w:rPr>
@@ -51304,7 +51727,7 @@
         <w:rPr>
           <w:rFonts w:hint="eastAsia" w:ascii="Times New Roman" w:hAnsi="Times New Roman" w:eastAsia="FangSong" w:cs="Times New Roman"/>
         </w:rPr>
-        <w:t xml:space="preserve">值差</w:t>
+        <w:t xml:space="preserve">值相邻均差约</w:t>
       </w:r>
       <w:r>
         <w:rPr>
@@ -51323,14 +51746,177 @@
         <w:rPr>
           <w:rFonts w:ascii="Times New Roman" w:hAnsi="Times New Roman" w:eastAsia="Times New Roman" w:cs="Times New Roman"/>
         </w:rPr>
-        <w:t>~10</w:t>
-      </w:r>
-      <w:r>
-        <w:rPr>
-          <w:rFonts w:ascii="Times New Roman" w:hAnsi="Times New Roman" w:eastAsia="Times New Roman" w:cs="Times New Roman"/>
+        <w:t xml:space="preserve"> </w:t>
+      </w:r>
+      <w:r>
+        <w:rPr>
+          <w:rFonts w:hint="eastAsia" w:ascii="Times New Roman" w:hAnsi="Times New Roman" w:eastAsia="FangSong" w:cs="Times New Roman"/>
+        </w:rPr>
+        <w:t>倍</w:t>
+      </w:r>
+      <w:r>
+        <w:rPr>
+          <w:rFonts w:hint="eastAsia" w:ascii="Times New Roman" w:hAnsi="Times New Roman" w:eastAsia="Times New Roman" w:cs="Times New Roman"/>
+        </w:rPr>
+        <w:t>，</w:t>
+      </w:r>
+      <w:r>
+        <w:rPr>
+          <w:rFonts w:hint="eastAsia" w:ascii="Times New Roman" w:hAnsi="Times New Roman" w:eastAsia="FangSong" w:cs="Times New Roman"/>
+        </w:rPr>
+        <w:t>分布系数曲线在</w:t>
+      </w:r>
+      <w:r>
+        <w:rPr>
+          <w:rFonts w:ascii="Times New Roman" w:hAnsi="Times New Roman" w:eastAsia="Times New Roman" w:cs="Times New Roman"/>
+        </w:rPr>
+        <w:t xml:space="preserve"> pKa</w:t>
+      </w:r>
+      <w:r>
+        <w:rPr>
+          <w:rFonts w:ascii="Times New Roman" w:hAnsi="Times New Roman" w:eastAsia="Times New Roman" w:cs="Times New Roman"/>
+          <w:vertAlign w:val="subscript"/>
+        </w:rPr>
+        <w:t>1</w:t>
+      </w:r>
+      <w:r>
+        <w:rPr>
+          <w:rFonts w:ascii="Times New Roman" w:hAnsi="Times New Roman" w:eastAsia="Times New Roman" w:cs="Times New Roman"/>
+        </w:rPr>
+        <w:t>、pKa</w:t>
+      </w:r>
+      <w:r>
+        <w:rPr>
+          <w:rFonts w:ascii="Times New Roman" w:hAnsi="Times New Roman" w:eastAsia="Times New Roman" w:cs="Times New Roman"/>
+          <w:vertAlign w:val="subscript"/>
+        </w:rPr>
+        <w:t>2</w:t>
+      </w:r>
+      <w:r>
+        <w:rPr>
+          <w:rFonts w:ascii="Times New Roman" w:hAnsi="Times New Roman" w:eastAsia="Times New Roman" w:cs="Times New Roman"/>
+        </w:rPr>
+        <w:t>、pKa</w:t>
+      </w:r>
+      <w:r>
+        <w:rPr>
+          <w:rFonts w:ascii="Times New Roman" w:hAnsi="Times New Roman" w:eastAsia="Times New Roman" w:cs="Times New Roman"/>
+          <w:vertAlign w:val="subscript"/>
+        </w:rPr>
+        <w:t>3</w:t>
+      </w:r>
+      <w:r>
+        <w:rPr>
+          <w:rFonts w:ascii="Times New Roman" w:hAnsi="Times New Roman" w:eastAsia="Times New Roman" w:cs="Times New Roman"/>
+        </w:rPr>
+        <w:t xml:space="preserve"> </w:t>
+      </w:r>
+      <w:r>
+        <w:rPr>
+          <w:rFonts w:hint="eastAsia" w:ascii="Times New Roman" w:hAnsi="Times New Roman" w:eastAsia="FangSong" w:cs="Times New Roman"/>
+        </w:rPr>
+        <w:t>处交叉</w:t>
+      </w:r>
+      <w:r>
+        <w:rPr>
+          <w:rFonts w:hint="eastAsia" w:ascii="Times New Roman" w:hAnsi="Times New Roman" w:eastAsia="Times New Roman" w:cs="Times New Roman"/>
+        </w:rPr>
+        <w:t>。</w:t>
+      </w:r>
+      <w:r>
+        <w:rPr>
+          <w:rFonts w:ascii="Times New Roman" w:hAnsi="Times New Roman" w:eastAsia="Times New Roman" w:cs="Times New Roman"/>
+        </w:rPr>
+        <w:t xml:space="preserve"> </w:t>
+      </w:r>
+      <w:r>
+        <w:rPr>
+          <w:rFonts w:ascii="Times New Roman" w:hAnsi="Times New Roman" w:eastAsia="Times New Roman" w:cs="Times New Roman"/>
+        </w:rPr>
+        <w:t xml:space="preserve">- pH &lt; </w:t>
+      </w:r>
+      <w:r>
+        <w:rPr>
+          <w:rFonts w:hint="eastAsia" w:ascii="Times New Roman" w:hAnsi="Times New Roman" w:eastAsia="Times New Roman" w:cs="Times New Roman"/>
+        </w:rPr>
+        <w:t>2.15：H</w:t>
+      </w:r>
+      <w:r>
+        <w:rPr>
+          <w:rFonts w:hint="eastAsia" w:ascii="Times New Roman" w:hAnsi="Times New Roman" w:eastAsia="Times New Roman" w:cs="Times New Roman"/>
+          <w:vertAlign w:val="subscript"/>
+        </w:rPr>
+        <w:t>3</w:t>
+      </w:r>
+      <w:r>
+        <w:rPr>
+          <w:rFonts w:hint="eastAsia" w:ascii="Times New Roman" w:hAnsi="Times New Roman" w:eastAsia="Times New Roman" w:cs="Times New Roman"/>
+        </w:rPr>
+        <w:t>PO</w:t>
+      </w:r>
+      <w:r>
+        <w:rPr>
+          <w:rFonts w:hint="eastAsia" w:ascii="Times New Roman" w:hAnsi="Times New Roman" w:eastAsia="Times New Roman" w:cs="Times New Roman"/>
+          <w:vertAlign w:val="subscript"/>
+        </w:rPr>
+        <w:t>4</w:t>
+      </w:r>
+      <w:r>
+        <w:rPr>
+          <w:rFonts w:ascii="Times New Roman" w:hAnsi="Times New Roman" w:eastAsia="Times New Roman" w:cs="Times New Roman"/>
+        </w:rPr>
+        <w:t xml:space="preserve"> </w:t>
+      </w:r>
+      <w:r>
+        <w:rPr>
+          <w:rFonts w:hint="eastAsia" w:ascii="Times New Roman" w:hAnsi="Times New Roman" w:eastAsia="FangSong" w:cs="Times New Roman"/>
+        </w:rPr>
+        <w:t xml:space="preserve">主导</w:t>
+      </w:r>
+      <w:r>
+        <w:rPr>
+          <w:rFonts w:ascii="Times New Roman" w:hAnsi="Times New Roman" w:eastAsia="Times New Roman" w:cs="Times New Roman"/>
+        </w:rPr>
+        <w:t xml:space="preserve"> </w:t>
+      </w:r>
+      <w:r>
+        <w:rPr>
+          <w:rFonts w:ascii="Times New Roman" w:hAnsi="Times New Roman" w:eastAsia="Times New Roman" w:cs="Times New Roman"/>
+        </w:rPr>
+        <w:t xml:space="preserve">- 2.15 &lt; pH &lt; </w:t>
+      </w:r>
+      <w:r>
+        <w:rPr>
+          <w:rFonts w:hint="eastAsia" w:ascii="Times New Roman" w:hAnsi="Times New Roman" w:eastAsia="Times New Roman" w:cs="Times New Roman"/>
+        </w:rPr>
+        <w:t>7.20：H</w:t>
+      </w:r>
+      <w:r>
+        <w:rPr>
+          <w:rFonts w:hint="eastAsia" w:ascii="Times New Roman" w:hAnsi="Times New Roman" w:eastAsia="Times New Roman" w:cs="Times New Roman"/>
+          <w:vertAlign w:val="subscript"/>
+        </w:rPr>
+        <w:t>2</w:t>
+      </w:r>
+      <w:r>
+        <w:rPr>
+          <w:rFonts w:hint="eastAsia" w:ascii="Times New Roman" w:hAnsi="Times New Roman" w:eastAsia="Times New Roman" w:cs="Times New Roman"/>
+        </w:rPr>
+        <w:t>PO</w:t>
+      </w:r>
+      <w:r>
+        <w:rPr>
+          <w:rFonts w:hint="eastAsia" w:ascii="Times New Roman" w:hAnsi="Times New Roman" w:eastAsia="Times New Roman" w:cs="Times New Roman"/>
+          <w:vertAlign w:val="subscript"/>
+        </w:rPr>
+        <w:t>4</w:t>
+      </w:r>
+      <w:r>
+        <w:rPr>
+          <w:rFonts w:hint="eastAsia" w:ascii="Times New Roman" w:hAnsi="Times New Roman" w:eastAsia="Times New Roman" w:cs="Times New Roman"/>
           <w:vertAlign w:val="superscript"/>
         </w:rPr>
-        <w:t>5</w:t>
+        <w:t>-</w:t>
       </w:r>
       <w:r>
         <w:rPr>
@@ -51342,58 +51928,39 @@
         <w:rPr>
           <w:rFonts w:hint="eastAsia" w:ascii="Times New Roman" w:hAnsi="Times New Roman" w:eastAsia="FangSong" w:cs="Times New Roman"/>
         </w:rPr>
-        <w:t>倍</w:t>
-      </w:r>
-      <w:r>
-        <w:rPr>
-          <w:rFonts w:hint="eastAsia" w:ascii="Times New Roman" w:hAnsi="Times New Roman" w:eastAsia="Times New Roman" w:cs="Times New Roman"/>
-        </w:rPr>
-        <w:t>，</w:t>
-      </w:r>
-      <w:r>
-        <w:rPr>
-          <w:rFonts w:hint="eastAsia" w:ascii="Times New Roman" w:hAnsi="Times New Roman" w:eastAsia="FangSong" w:cs="Times New Roman"/>
-        </w:rPr>
-        <w:t>分布系数曲线在</w:t>
-      </w:r>
-      <w:r>
-        <w:rPr>
-          <w:rFonts w:ascii="Times New Roman" w:hAnsi="Times New Roman" w:eastAsia="Times New Roman" w:cs="Times New Roman"/>
-        </w:rPr>
-        <w:t xml:space="preserve"> pKa</w:t>
-      </w:r>
-      <w:r>
-        <w:rPr>
-          <w:rFonts w:ascii="Times New Roman" w:hAnsi="Times New Roman" w:eastAsia="Times New Roman" w:cs="Times New Roman"/>
+        <w:t xml:space="preserve">主导</w:t>
+      </w:r>
+      <w:r>
+        <w:rPr>
+          <w:rFonts w:ascii="Times New Roman" w:hAnsi="Times New Roman" w:eastAsia="Times New Roman" w:cs="Times New Roman"/>
+        </w:rPr>
+        <w:t xml:space="preserve"> </w:t>
+      </w:r>
+      <w:r>
+        <w:rPr>
+          <w:rFonts w:ascii="Times New Roman" w:hAnsi="Times New Roman" w:eastAsia="Times New Roman" w:cs="Times New Roman"/>
+        </w:rPr>
+        <w:t xml:space="preserve">- 7.20 &lt; pH &lt; </w:t>
+      </w:r>
+      <w:r>
+        <w:rPr>
+          <w:rFonts w:hint="eastAsia" w:ascii="Times New Roman" w:hAnsi="Times New Roman" w:eastAsia="Times New Roman" w:cs="Times New Roman"/>
+        </w:rPr>
+        <w:t>12.38：HPO</w:t>
+      </w:r>
+      <w:r>
+        <w:rPr>
+          <w:rFonts w:hint="eastAsia" w:ascii="Times New Roman" w:hAnsi="Times New Roman" w:eastAsia="Times New Roman" w:cs="Times New Roman"/>
           <w:vertAlign w:val="subscript"/>
         </w:rPr>
-        <w:t>1</w:t>
-      </w:r>
-      <w:r>
-        <w:rPr>
-          <w:rFonts w:ascii="Times New Roman" w:hAnsi="Times New Roman" w:eastAsia="Times New Roman" w:cs="Times New Roman"/>
-        </w:rPr>
-        <w:t>、pKa</w:t>
-      </w:r>
-      <w:r>
-        <w:rPr>
-          <w:rFonts w:ascii="Times New Roman" w:hAnsi="Times New Roman" w:eastAsia="Times New Roman" w:cs="Times New Roman"/>
-          <w:vertAlign w:val="subscript"/>
-        </w:rPr>
-        <w:t>2</w:t>
-      </w:r>
-      <w:r>
-        <w:rPr>
-          <w:rFonts w:ascii="Times New Roman" w:hAnsi="Times New Roman" w:eastAsia="Times New Roman" w:cs="Times New Roman"/>
-        </w:rPr>
-        <w:t>、pKa</w:t>
-      </w:r>
-      <w:r>
-        <w:rPr>
-          <w:rFonts w:ascii="Times New Roman" w:hAnsi="Times New Roman" w:eastAsia="Times New Roman" w:cs="Times New Roman"/>
-          <w:vertAlign w:val="subscript"/>
-        </w:rPr>
-        <w:t>3</w:t>
+        <w:t>4</w:t>
+      </w:r>
+      <w:r>
+        <w:rPr>
+          <w:rFonts w:hint="eastAsia" w:ascii="Times New Roman" w:hAnsi="Times New Roman" w:eastAsia="Times New Roman" w:cs="Times New Roman"/>
+          <w:vertAlign w:val="superscript"/>
+        </w:rPr>
+        <w:t>2-</w:t>
       </w:r>
       <w:r>
         <w:rPr>
@@ -51405,13 +51972,7 @@
         <w:rPr>
           <w:rFonts w:hint="eastAsia" w:ascii="Times New Roman" w:hAnsi="Times New Roman" w:eastAsia="FangSong" w:cs="Times New Roman"/>
         </w:rPr>
-        <w:t>处交叉</w:t>
-      </w:r>
-      <w:r>
-        <w:rPr>
-          <w:rFonts w:hint="eastAsia" w:ascii="Times New Roman" w:hAnsi="Times New Roman" w:eastAsia="Times New Roman" w:cs="Times New Roman"/>
-        </w:rPr>
-        <w:t>。</w:t>
+        <w:t xml:space="preserve">主导</w:t>
       </w:r>
       <w:r>
         <w:rPr>
@@ -51423,164 +51984,13 @@
         <w:rPr>
           <w:rFonts w:ascii="Times New Roman" w:hAnsi="Times New Roman" w:eastAsia="Times New Roman" w:cs="Times New Roman"/>
         </w:rPr>
-        <w:t xml:space="preserve">- pH &lt; </w:t>
-      </w:r>
-      <w:r>
-        <w:rPr>
-          <w:rFonts w:hint="eastAsia" w:ascii="Times New Roman" w:hAnsi="Times New Roman" w:eastAsia="Times New Roman" w:cs="Times New Roman"/>
-        </w:rPr>
-        <w:t>4.7：H</w:t>
-      </w:r>
-      <w:r>
-        <w:rPr>
-          <w:rFonts w:hint="eastAsia" w:ascii="Times New Roman" w:hAnsi="Times New Roman" w:eastAsia="Times New Roman" w:cs="Times New Roman"/>
-          <w:vertAlign w:val="subscript"/>
-        </w:rPr>
-        <w:t>3</w:t>
-      </w:r>
-      <w:r>
-        <w:rPr>
-          <w:rFonts w:hint="eastAsia" w:ascii="Times New Roman" w:hAnsi="Times New Roman" w:eastAsia="Times New Roman" w:cs="Times New Roman"/>
-        </w:rPr>
-        <w:t>PO</w:t>
-      </w:r>
-      <w:r>
-        <w:rPr>
-          <w:rFonts w:hint="eastAsia" w:ascii="Times New Roman" w:hAnsi="Times New Roman" w:eastAsia="Times New Roman" w:cs="Times New Roman"/>
-          <w:vertAlign w:val="subscript"/>
-        </w:rPr>
-        <w:t>4</w:t>
-      </w:r>
-      <w:r>
-        <w:rPr>
-          <w:rFonts w:ascii="Times New Roman" w:hAnsi="Times New Roman" w:eastAsia="Times New Roman" w:cs="Times New Roman"/>
-        </w:rPr>
-        <w:t xml:space="preserve"> </w:t>
-      </w:r>
-      <w:r>
-        <w:rPr>
-          <w:rFonts w:hint="eastAsia" w:ascii="Times New Roman" w:hAnsi="Times New Roman" w:eastAsia="FangSong" w:cs="Times New Roman"/>
-        </w:rPr>
-        <w:t xml:space="preserve">主导</w:t>
-      </w:r>
-      <w:r>
-        <w:rPr>
-          <w:rFonts w:ascii="Times New Roman" w:hAnsi="Times New Roman" w:eastAsia="Times New Roman" w:cs="Times New Roman"/>
-        </w:rPr>
-        <w:t xml:space="preserve"> </w:t>
-      </w:r>
-      <w:r>
-        <w:rPr>
-          <w:rFonts w:ascii="Times New Roman" w:hAnsi="Times New Roman" w:eastAsia="Times New Roman" w:cs="Times New Roman"/>
-        </w:rPr>
-        <w:t xml:space="preserve">- 4.7 &lt; pH &lt; </w:t>
-      </w:r>
-      <w:r>
-        <w:rPr>
-          <w:rFonts w:hint="eastAsia" w:ascii="Times New Roman" w:hAnsi="Times New Roman" w:eastAsia="Times New Roman" w:cs="Times New Roman"/>
-        </w:rPr>
-        <w:t>9.8：H</w:t>
-      </w:r>
-      <w:r>
-        <w:rPr>
-          <w:rFonts w:hint="eastAsia" w:ascii="Times New Roman" w:hAnsi="Times New Roman" w:eastAsia="Times New Roman" w:cs="Times New Roman"/>
-          <w:vertAlign w:val="subscript"/>
-        </w:rPr>
-        <w:t>2</w:t>
-      </w:r>
-      <w:r>
-        <w:rPr>
-          <w:rFonts w:hint="eastAsia" w:ascii="Times New Roman" w:hAnsi="Times New Roman" w:eastAsia="Times New Roman" w:cs="Times New Roman"/>
-        </w:rPr>
-        <w:t>PO</w:t>
-      </w:r>
-      <w:r>
-        <w:rPr>
-          <w:rFonts w:hint="eastAsia" w:ascii="Times New Roman" w:hAnsi="Times New Roman" w:eastAsia="Times New Roman" w:cs="Times New Roman"/>
-          <w:vertAlign w:val="subscript"/>
-        </w:rPr>
-        <w:t>4</w:t>
-      </w:r>
-      <w:r>
-        <w:rPr>
-          <w:rFonts w:hint="eastAsia" w:ascii="Times New Roman" w:hAnsi="Times New Roman" w:eastAsia="Times New Roman" w:cs="Times New Roman"/>
-          <w:vertAlign w:val="superscript"/>
-        </w:rPr>
-        <w:t>-</w:t>
-      </w:r>
-      <w:r>
-        <w:rPr>
-          <w:rFonts w:ascii="Times New Roman" w:hAnsi="Times New Roman" w:eastAsia="Times New Roman" w:cs="Times New Roman"/>
-        </w:rPr>
-        <w:t xml:space="preserve"> </w:t>
-      </w:r>
-      <w:r>
-        <w:rPr>
-          <w:rFonts w:hint="eastAsia" w:ascii="Times New Roman" w:hAnsi="Times New Roman" w:eastAsia="FangSong" w:cs="Times New Roman"/>
-        </w:rPr>
-        <w:t xml:space="preserve">主导</w:t>
-      </w:r>
-      <w:r>
-        <w:rPr>
-          <w:rFonts w:ascii="Times New Roman" w:hAnsi="Times New Roman" w:eastAsia="Times New Roman" w:cs="Times New Roman"/>
-        </w:rPr>
-        <w:t xml:space="preserve"> </w:t>
-      </w:r>
-      <w:r>
-        <w:rPr>
-          <w:rFonts w:ascii="Times New Roman" w:hAnsi="Times New Roman" w:eastAsia="Times New Roman" w:cs="Times New Roman"/>
-        </w:rPr>
-        <w:t xml:space="preserve">- 9.8 &lt; pH &lt; </w:t>
-      </w:r>
-      <w:r>
-        <w:rPr>
-          <w:rFonts w:hint="eastAsia" w:ascii="Times New Roman" w:hAnsi="Times New Roman" w:eastAsia="Times New Roman" w:cs="Times New Roman"/>
-        </w:rPr>
-        <w:t>12.4：HPO</w:t>
-      </w:r>
-      <w:r>
-        <w:rPr>
-          <w:rFonts w:hint="eastAsia" w:ascii="Times New Roman" w:hAnsi="Times New Roman" w:eastAsia="Times New Roman" w:cs="Times New Roman"/>
-          <w:vertAlign w:val="subscript"/>
-        </w:rPr>
-        <w:t>4</w:t>
-      </w:r>
-      <w:r>
-        <w:rPr>
-          <w:rFonts w:hint="eastAsia" w:ascii="Times New Roman" w:hAnsi="Times New Roman" w:eastAsia="Times New Roman" w:cs="Times New Roman"/>
-          <w:vertAlign w:val="superscript"/>
-        </w:rPr>
-        <w:t>2-</w:t>
-      </w:r>
-      <w:r>
-        <w:rPr>
-          <w:rFonts w:ascii="Times New Roman" w:hAnsi="Times New Roman" w:eastAsia="Times New Roman" w:cs="Times New Roman"/>
-        </w:rPr>
-        <w:t xml:space="preserve"> </w:t>
-      </w:r>
-      <w:r>
-        <w:rPr>
-          <w:rFonts w:hint="eastAsia" w:ascii="Times New Roman" w:hAnsi="Times New Roman" w:eastAsia="FangSong" w:cs="Times New Roman"/>
-        </w:rPr>
-        <w:t xml:space="preserve">主导</w:t>
-      </w:r>
-      <w:r>
-        <w:rPr>
-          <w:rFonts w:ascii="Times New Roman" w:hAnsi="Times New Roman" w:eastAsia="Times New Roman" w:cs="Times New Roman"/>
-        </w:rPr>
-        <w:t xml:space="preserve"> </w:t>
-      </w:r>
-      <w:r>
-        <w:rPr>
-          <w:rFonts w:ascii="Times New Roman" w:hAnsi="Times New Roman" w:eastAsia="Times New Roman" w:cs="Times New Roman"/>
-        </w:rPr>
         <w:t xml:space="preserve">- pH &gt; </w:t>
       </w:r>
       <w:r>
         <w:rPr>
           <w:rFonts w:hint="eastAsia" w:ascii="Times New Roman" w:hAnsi="Times New Roman" w:eastAsia="Times New Roman" w:cs="Times New Roman"/>
         </w:rPr>
-        <w:t>12.4：PO</w:t>
+        <w:t>12.38：PO</w:t>
       </w:r>
       <w:r>
         <w:rPr>

--- a/06-学生侧材料/讲义/3-物理化学/酸碱理论-超级充实版（自学完整）.docx
+++ b/06-学生侧材料/讲义/3-物理化学/酸碱理论-超级充实版（自学完整）.docx
@@ -54481,48 +54481,37 @@
         <w:rPr>
           <w:rFonts w:ascii="Times New Roman" w:hAnsi="Times New Roman" w:eastAsia="Times New Roman" w:cs="Times New Roman"/>
         </w:rPr>
-        <w:t xml:space="preserve"> 8.2</w:t>
-      </w:r>
-      <w:r>
-        <w:rPr>
-          <w:rFonts w:hint="eastAsia" w:ascii="Times New Roman" w:hAnsi="Times New Roman" w:eastAsia="Times New Roman" w:cs="Times New Roman"/>
-          <w:vertAlign w:val="subscript"/>
-        </w:rPr>
-        <w:t>10.0）</w:t>
-      </w:r>
-      <w:r>
-        <w:rPr>
-          <w:rFonts w:hint="eastAsia" w:ascii="Times New Roman" w:hAnsi="Times New Roman" w:eastAsia="FangSong" w:cs="Times New Roman"/>
-          <w:vertAlign w:val="subscript"/>
+        <w:t xml:space="preserve"> </w:t>
+      </w:r>
+      <w:r>
+        <w:rPr>
+          <w:rFonts w:hint="eastAsia" w:ascii="Times New Roman" w:hAnsi="Times New Roman" w:eastAsia="Times New Roman" w:cs="Times New Roman"/>
+        </w:rPr>
+        <w:t>8.2~10.0）</w:t>
+      </w:r>
+      <w:r>
+        <w:rPr>
+          <w:rFonts w:hint="eastAsia" w:ascii="Times New Roman" w:hAnsi="Times New Roman" w:eastAsia="FangSong" w:cs="Times New Roman"/>
         </w:rPr>
         <w:t>作为指示剂</w:t>
       </w:r>
       <w:r>
         <w:rPr>
           <w:rFonts w:hint="eastAsia" w:ascii="Times New Roman" w:hAnsi="Times New Roman" w:eastAsia="Times New Roman" w:cs="Times New Roman"/>
-          <w:vertAlign w:val="subscript"/>
         </w:rPr>
         <w:t>。</w:t>
       </w:r>
       <w:r>
         <w:rPr>
           <w:rFonts w:hint="eastAsia" w:ascii="Times New Roman" w:hAnsi="Times New Roman" w:eastAsia="FangSong" w:cs="Times New Roman"/>
-          <w:vertAlign w:val="subscript"/>
         </w:rPr>
         <w:t>甲基橙</w:t>
       </w:r>
       <w:r>
         <w:rPr>
           <w:rFonts w:hint="eastAsia" w:ascii="Times New Roman" w:hAnsi="Times New Roman" w:eastAsia="Times New Roman" w:cs="Times New Roman"/>
-          <w:vertAlign w:val="subscript"/>
-        </w:rPr>
-        <w:t>（3.1</w:t>
-      </w:r>
-      <w:r>
-        <w:rPr>
-          <w:rFonts w:hint="eastAsia" w:ascii="Times New Roman" w:hAnsi="Times New Roman" w:eastAsia="Times New Roman" w:cs="Times New Roman"/>
-        </w:rPr>
-        <w:t>4.4）</w:t>
+        </w:rPr>
+        <w:t>（3.1~4.4）</w:t>
       </w:r>
       <w:r>
         <w:rPr>
